--- a/Текст.docx
+++ b/Текст.docx
@@ -2,12 +2,256 @@
 <file path=word/document.xml><?xml version="1.0" encoding="utf-8"?>
 <w:document xmlns:wpc="http://schemas.microsoft.com/office/word/2010/wordprocessingCanvas" xmlns:cx="http://schemas.microsoft.com/office/drawing/2014/chartex" xmlns:cx1="http://schemas.microsoft.com/office/drawing/2015/9/8/chartex" xmlns:cx2="http://schemas.microsoft.com/office/drawing/2015/10/21/chartex" xmlns:cx3="http://schemas.microsoft.com/office/drawing/2016/5/9/chartex" xmlns:cx4="http://schemas.microsoft.com/office/drawing/2016/5/10/chartex" xmlns:cx5="http://schemas.microsoft.com/office/drawing/2016/5/11/chartex" xmlns:cx6="http://schemas.microsoft.com/office/drawing/2016/5/12/chartex" xmlns:cx7="http://schemas.microsoft.com/office/drawing/2016/5/13/chartex" xmlns:cx8="http://schemas.microsoft.com/office/drawing/2016/5/14/chartex" xmlns:mc="http://schemas.openxmlformats.org/markup-compatibility/2006" xmlns:aink="http://schemas.microsoft.com/office/drawing/2016/ink" xmlns:am3d="http://schemas.microsoft.com/office/drawing/2017/model3d" xmlns:o="urn:schemas-microsoft-com:office:office" xmlns:r="http://schemas.openxmlformats.org/officeDocument/2006/relationships" xmlns:m="http://schemas.openxmlformats.org/officeDocument/2006/math" xmlns:v="urn:schemas-microsoft-com:vml" xmlns:wp14="http://schemas.microsoft.com/office/word/2010/wordprocessingDrawing" xmlns:wp="http://schemas.openxmlformats.org/drawingml/2006/wordprocessingDrawing" xmlns:w10="urn:schemas-microsoft-com:office:word" xmlns:w="http://schemas.openxmlformats.org/wordprocessingml/2006/main" xmlns:w14="http://schemas.microsoft.com/office/word/2010/wordml" xmlns:w15="http://schemas.microsoft.com/office/word/2012/wordml" xmlns:w16cex="http://schemas.microsoft.com/office/word/2018/wordml/cex" xmlns:w16cid="http://schemas.microsoft.com/office/word/2016/wordml/cid" xmlns:w16="http://schemas.microsoft.com/office/word/2018/wordml" xmlns:w16sdtdh="http://schemas.microsoft.com/office/word/2020/wordml/sdtdatahash" xmlns:w16se="http://schemas.microsoft.com/office/word/2015/wordml/symex" xmlns:wpg="http://schemas.microsoft.com/office/word/2010/wordprocessingGroup" xmlns:wpi="http://schemas.microsoft.com/office/word/2010/wordprocessingInk" xmlns:wne="http://schemas.microsoft.com/office/word/2006/wordml" xmlns:wps="http://schemas.microsoft.com/office/word/2010/wordprocessingShape" mc:Ignorable="w14 w15 w16se w16cid w16 w16cex w16sdtdh wp14">
   <w:body>
+    <w:p>
+      <w:pPr>
+        <w:pStyle w:val="a3"/>
+        <w:rPr>
+          <w:color w:val="auto"/>
+        </w:rPr>
+      </w:pPr>
+    </w:p>
+    <w:p>
+      <w:pPr>
+        <w:pStyle w:val="a3"/>
+        <w:rPr>
+          <w:color w:val="auto"/>
+        </w:rPr>
+      </w:pPr>
+    </w:p>
+    <w:p>
+      <w:pPr>
+        <w:pStyle w:val="a3"/>
+        <w:rPr>
+          <w:color w:val="auto"/>
+        </w:rPr>
+      </w:pPr>
+    </w:p>
+    <w:p>
+      <w:pPr>
+        <w:pStyle w:val="a3"/>
+        <w:rPr>
+          <w:color w:val="auto"/>
+        </w:rPr>
+      </w:pPr>
+    </w:p>
+    <w:p>
+      <w:pPr>
+        <w:pStyle w:val="a3"/>
+        <w:rPr>
+          <w:color w:val="auto"/>
+        </w:rPr>
+      </w:pPr>
+    </w:p>
+    <w:p>
+      <w:pPr>
+        <w:pStyle w:val="a3"/>
+        <w:rPr>
+          <w:color w:val="auto"/>
+        </w:rPr>
+      </w:pPr>
+    </w:p>
+    <w:p>
+      <w:pPr>
+        <w:pStyle w:val="a3"/>
+        <w:rPr>
+          <w:color w:val="auto"/>
+        </w:rPr>
+      </w:pPr>
+    </w:p>
+    <w:p>
+      <w:pPr>
+        <w:pStyle w:val="a3"/>
+        <w:rPr>
+          <w:color w:val="auto"/>
+        </w:rPr>
+      </w:pPr>
+    </w:p>
+    <w:p>
+      <w:pPr>
+        <w:pStyle w:val="a3"/>
+        <w:rPr>
+          <w:color w:val="auto"/>
+        </w:rPr>
+      </w:pPr>
+    </w:p>
+    <w:p>
+      <w:pPr>
+        <w:pStyle w:val="a3"/>
+        <w:rPr>
+          <w:color w:val="auto"/>
+        </w:rPr>
+      </w:pPr>
+    </w:p>
+    <w:p>
+      <w:pPr>
+        <w:pStyle w:val="a3"/>
+        <w:rPr>
+          <w:color w:val="auto"/>
+        </w:rPr>
+      </w:pPr>
+    </w:p>
+    <w:p>
+      <w:pPr>
+        <w:pStyle w:val="a3"/>
+        <w:rPr>
+          <w:color w:val="auto"/>
+        </w:rPr>
+      </w:pPr>
+    </w:p>
+    <w:p>
+      <w:pPr>
+        <w:pStyle w:val="a3"/>
+        <w:rPr>
+          <w:color w:val="auto"/>
+        </w:rPr>
+      </w:pPr>
+    </w:p>
+    <w:p>
+      <w:pPr>
+        <w:pStyle w:val="a3"/>
+        <w:rPr>
+          <w:color w:val="auto"/>
+        </w:rPr>
+      </w:pPr>
+    </w:p>
+    <w:p>
+      <w:pPr>
+        <w:pStyle w:val="a3"/>
+        <w:rPr>
+          <w:color w:val="auto"/>
+        </w:rPr>
+      </w:pPr>
+    </w:p>
+    <w:p>
+      <w:pPr>
+        <w:pStyle w:val="a3"/>
+        <w:rPr>
+          <w:color w:val="auto"/>
+        </w:rPr>
+      </w:pPr>
+    </w:p>
+    <w:p>
+      <w:pPr>
+        <w:pStyle w:val="a3"/>
+        <w:rPr>
+          <w:color w:val="auto"/>
+        </w:rPr>
+      </w:pPr>
+    </w:p>
+    <w:p>
+      <w:pPr>
+        <w:pStyle w:val="a3"/>
+        <w:rPr>
+          <w:color w:val="auto"/>
+        </w:rPr>
+      </w:pPr>
+    </w:p>
+    <w:p>
+      <w:pPr>
+        <w:pStyle w:val="a3"/>
+        <w:rPr>
+          <w:color w:val="auto"/>
+        </w:rPr>
+      </w:pPr>
+    </w:p>
+    <w:p>
+      <w:pPr>
+        <w:pStyle w:val="a3"/>
+        <w:rPr>
+          <w:color w:val="auto"/>
+        </w:rPr>
+      </w:pPr>
+    </w:p>
+    <w:p>
+      <w:pPr>
+        <w:pStyle w:val="a3"/>
+        <w:rPr>
+          <w:color w:val="auto"/>
+        </w:rPr>
+      </w:pPr>
+    </w:p>
+    <w:p>
+      <w:pPr>
+        <w:pStyle w:val="a3"/>
+        <w:rPr>
+          <w:color w:val="auto"/>
+        </w:rPr>
+      </w:pPr>
+    </w:p>
+    <w:p>
+      <w:pPr>
+        <w:pStyle w:val="a3"/>
+        <w:rPr>
+          <w:color w:val="auto"/>
+        </w:rPr>
+      </w:pPr>
+    </w:p>
+    <w:p>
+      <w:pPr>
+        <w:pStyle w:val="a3"/>
+        <w:rPr>
+          <w:color w:val="auto"/>
+        </w:rPr>
+      </w:pPr>
+    </w:p>
+    <w:p>
+      <w:pPr>
+        <w:pStyle w:val="a3"/>
+        <w:rPr>
+          <w:color w:val="auto"/>
+        </w:rPr>
+      </w:pPr>
+    </w:p>
+    <w:p>
+      <w:pPr>
+        <w:pStyle w:val="a3"/>
+        <w:rPr>
+          <w:color w:val="auto"/>
+        </w:rPr>
+      </w:pPr>
+    </w:p>
+    <w:p>
+      <w:pPr>
+        <w:pStyle w:val="a3"/>
+        <w:rPr>
+          <w:color w:val="auto"/>
+        </w:rPr>
+      </w:pPr>
+    </w:p>
+    <w:p>
+      <w:pPr>
+        <w:pStyle w:val="a3"/>
+        <w:rPr>
+          <w:color w:val="auto"/>
+        </w:rPr>
+      </w:pPr>
+    </w:p>
+    <w:p>
+      <w:pPr>
+        <w:pStyle w:val="a3"/>
+        <w:rPr>
+          <w:color w:val="auto"/>
+        </w:rPr>
+      </w:pPr>
+    </w:p>
+    <w:p>
+      <w:pPr>
+        <w:pStyle w:val="a3"/>
+        <w:rPr>
+          <w:color w:val="auto"/>
+        </w:rPr>
+      </w:pPr>
+    </w:p>
+    <w:bookmarkStart w:id="0" w:name="_Hlk229925869" w:displacedByCustomXml="next"/>
+    <w:bookmarkEnd w:id="0" w:displacedByCustomXml="next"/>
     <w:sdt>
       <w:sdtPr>
         <w:rPr>
-          <w:rFonts w:ascii="Times New Roman" w:hAnsi="Times New Roman" w:cs="Times New Roman"/>
+          <w:rFonts w:ascii="Times New Roman" w:eastAsiaTheme="minorHAnsi" w:hAnsi="Times New Roman" w:cs="Times New Roman"/>
+          <w:color w:val="auto"/>
           <w:sz w:val="28"/>
           <w:szCs w:val="28"/>
+          <w:lang w:eastAsia="en-US"/>
         </w:rPr>
         <w:id w:val="-1039428967"/>
         <w:docPartObj>
@@ -17,13 +261,11 @@
       </w:sdtPr>
       <w:sdtEndPr>
         <w:rPr>
-          <w:rFonts w:asciiTheme="minorHAnsi" w:eastAsiaTheme="minorHAnsi" w:hAnsiTheme="minorHAnsi" w:cstheme="minorBidi"/>
+          <w:rFonts w:asciiTheme="minorHAnsi" w:hAnsiTheme="minorHAnsi" w:cstheme="minorBidi"/>
           <w:b/>
           <w:bCs/>
-          <w:color w:val="auto"/>
           <w:sz w:val="22"/>
           <w:szCs w:val="22"/>
-          <w:lang w:eastAsia="en-US"/>
         </w:rPr>
       </w:sdtEndPr>
       <w:sdtContent>
@@ -31,7 +273,6 @@
           <w:pPr>
             <w:pStyle w:val="a5"/>
             <w:spacing w:before="0" w:line="360" w:lineRule="auto"/>
-            <w:ind w:firstLine="708"/>
             <w:rPr>
               <w:rFonts w:ascii="Times New Roman" w:hAnsi="Times New Roman" w:cs="Times New Roman"/>
               <w:b/>
@@ -68,10 +309,11 @@
             </w:tabs>
             <w:spacing w:after="0" w:line="360" w:lineRule="auto"/>
             <w:rPr>
-              <w:rFonts w:ascii="Times New Roman" w:hAnsi="Times New Roman" w:cs="Times New Roman"/>
+              <w:rFonts w:ascii="Times New Roman" w:eastAsiaTheme="minorEastAsia" w:hAnsi="Times New Roman" w:cs="Times New Roman"/>
               <w:noProof/>
               <w:sz w:val="28"/>
               <w:szCs w:val="28"/>
+              <w:lang w:eastAsia="ru-RU"/>
             </w:rPr>
           </w:pPr>
           <w:r>
@@ -98,7 +340,7 @@
             </w:rPr>
             <w:fldChar w:fldCharType="separate"/>
           </w:r>
-          <w:hyperlink w:anchor="_Toc229841562" w:history="1">
+          <w:hyperlink w:anchor="_Toc229928822" w:history="1">
             <w:r>
               <w:rPr>
                 <w:rStyle w:val="a6"/>
@@ -137,7 +379,7 @@
                 <w:sz w:val="28"/>
                 <w:szCs w:val="28"/>
               </w:rPr>
-              <w:instrText xml:space="preserve"> PAGEREF _Toc229841562 \h </w:instrText>
+              <w:instrText xml:space="preserve"> PAGEREF _Toc229928822 \h </w:instrText>
             </w:r>
             <w:r>
               <w:rPr>
@@ -188,13 +430,14 @@
             </w:tabs>
             <w:spacing w:after="0" w:line="360" w:lineRule="auto"/>
             <w:rPr>
-              <w:rFonts w:ascii="Times New Roman" w:hAnsi="Times New Roman" w:cs="Times New Roman"/>
+              <w:rFonts w:ascii="Times New Roman" w:eastAsiaTheme="minorEastAsia" w:hAnsi="Times New Roman" w:cs="Times New Roman"/>
               <w:noProof/>
               <w:sz w:val="28"/>
               <w:szCs w:val="28"/>
+              <w:lang w:eastAsia="ru-RU"/>
             </w:rPr>
           </w:pPr>
-          <w:hyperlink w:anchor="_Toc229841563" w:history="1">
+          <w:hyperlink w:anchor="_Toc229928823" w:history="1">
             <w:r>
               <w:rPr>
                 <w:rStyle w:val="a6"/>
@@ -233,7 +476,7 @@
                 <w:sz w:val="28"/>
                 <w:szCs w:val="28"/>
               </w:rPr>
-              <w:instrText xml:space="preserve"> PAGEREF _Toc229841563 \h </w:instrText>
+              <w:instrText xml:space="preserve"> PAGEREF _Toc229928823 \h </w:instrText>
             </w:r>
             <w:r>
               <w:rPr>
@@ -262,7 +505,7 @@
                 <w:sz w:val="28"/>
                 <w:szCs w:val="28"/>
               </w:rPr>
-              <w:t>8</w:t>
+              <w:t>9</w:t>
             </w:r>
             <w:r>
               <w:rPr>
@@ -284,13 +527,14 @@
             </w:tabs>
             <w:spacing w:after="0" w:line="360" w:lineRule="auto"/>
             <w:rPr>
-              <w:rFonts w:ascii="Times New Roman" w:hAnsi="Times New Roman" w:cs="Times New Roman"/>
+              <w:rFonts w:ascii="Times New Roman" w:eastAsiaTheme="minorEastAsia" w:hAnsi="Times New Roman" w:cs="Times New Roman"/>
               <w:noProof/>
               <w:sz w:val="28"/>
               <w:szCs w:val="28"/>
+              <w:lang w:eastAsia="ru-RU"/>
             </w:rPr>
           </w:pPr>
-          <w:hyperlink w:anchor="_Toc229841564" w:history="1">
+          <w:hyperlink w:anchor="_Toc229928824" w:history="1">
             <w:r>
               <w:rPr>
                 <w:rStyle w:val="a6"/>
@@ -329,7 +573,7 @@
                 <w:sz w:val="28"/>
                 <w:szCs w:val="28"/>
               </w:rPr>
-              <w:instrText xml:space="preserve"> PAGEREF _Toc229841564 \h </w:instrText>
+              <w:instrText xml:space="preserve"> PAGEREF _Toc229928824 \h </w:instrText>
             </w:r>
             <w:r>
               <w:rPr>
@@ -358,7 +602,7 @@
                 <w:sz w:val="28"/>
                 <w:szCs w:val="28"/>
               </w:rPr>
-              <w:t>8</w:t>
+              <w:t>9</w:t>
             </w:r>
             <w:r>
               <w:rPr>
@@ -380,13 +624,14 @@
             </w:tabs>
             <w:spacing w:after="0" w:line="360" w:lineRule="auto"/>
             <w:rPr>
-              <w:rFonts w:ascii="Times New Roman" w:hAnsi="Times New Roman" w:cs="Times New Roman"/>
+              <w:rFonts w:ascii="Times New Roman" w:eastAsiaTheme="minorEastAsia" w:hAnsi="Times New Roman" w:cs="Times New Roman"/>
               <w:noProof/>
               <w:sz w:val="28"/>
               <w:szCs w:val="28"/>
+              <w:lang w:eastAsia="ru-RU"/>
             </w:rPr>
           </w:pPr>
-          <w:hyperlink w:anchor="_Toc229841565" w:history="1">
+          <w:hyperlink w:anchor="_Toc229928825" w:history="1">
             <w:r>
               <w:rPr>
                 <w:rStyle w:val="a6"/>
@@ -425,7 +670,7 @@
                 <w:sz w:val="28"/>
                 <w:szCs w:val="28"/>
               </w:rPr>
-              <w:instrText xml:space="preserve"> PAGEREF _Toc229841565 \h </w:instrText>
+              <w:instrText xml:space="preserve"> PAGEREF _Toc229928825 \h </w:instrText>
             </w:r>
             <w:r>
               <w:rPr>
@@ -454,7 +699,7 @@
                 <w:sz w:val="28"/>
                 <w:szCs w:val="28"/>
               </w:rPr>
-              <w:t>14</w:t>
+              <w:t>15</w:t>
             </w:r>
             <w:r>
               <w:rPr>
@@ -476,13 +721,14 @@
             </w:tabs>
             <w:spacing w:after="0" w:line="360" w:lineRule="auto"/>
             <w:rPr>
-              <w:rFonts w:ascii="Times New Roman" w:hAnsi="Times New Roman" w:cs="Times New Roman"/>
+              <w:rFonts w:ascii="Times New Roman" w:eastAsiaTheme="minorEastAsia" w:hAnsi="Times New Roman" w:cs="Times New Roman"/>
               <w:noProof/>
               <w:sz w:val="28"/>
               <w:szCs w:val="28"/>
+              <w:lang w:eastAsia="ru-RU"/>
             </w:rPr>
           </w:pPr>
-          <w:hyperlink w:anchor="_Toc229841566" w:history="1">
+          <w:hyperlink w:anchor="_Toc229928826" w:history="1">
             <w:r>
               <w:rPr>
                 <w:rStyle w:val="a6"/>
@@ -521,7 +767,7 @@
                 <w:sz w:val="28"/>
                 <w:szCs w:val="28"/>
               </w:rPr>
-              <w:instrText xml:space="preserve"> PAGEREF _Toc229841566 \h </w:instrText>
+              <w:instrText xml:space="preserve"> PAGEREF _Toc229928826 \h </w:instrText>
             </w:r>
             <w:r>
               <w:rPr>
@@ -550,7 +796,7 @@
                 <w:sz w:val="28"/>
                 <w:szCs w:val="28"/>
               </w:rPr>
-              <w:t>19</w:t>
+              <w:t>20</w:t>
             </w:r>
             <w:r>
               <w:rPr>
@@ -572,13 +818,14 @@
             </w:tabs>
             <w:spacing w:after="0" w:line="360" w:lineRule="auto"/>
             <w:rPr>
-              <w:rFonts w:ascii="Times New Roman" w:hAnsi="Times New Roman" w:cs="Times New Roman"/>
+              <w:rFonts w:ascii="Times New Roman" w:eastAsiaTheme="minorEastAsia" w:hAnsi="Times New Roman" w:cs="Times New Roman"/>
               <w:noProof/>
               <w:sz w:val="28"/>
               <w:szCs w:val="28"/>
+              <w:lang w:eastAsia="ru-RU"/>
             </w:rPr>
           </w:pPr>
-          <w:hyperlink w:anchor="_Toc229841567" w:history="1">
+          <w:hyperlink w:anchor="_Toc229928827" w:history="1">
             <w:r>
               <w:rPr>
                 <w:rStyle w:val="a6"/>
@@ -617,7 +864,7 @@
                 <w:sz w:val="28"/>
                 <w:szCs w:val="28"/>
               </w:rPr>
-              <w:instrText xml:space="preserve"> PAGEREF _Toc229841567 \h </w:instrText>
+              <w:instrText xml:space="preserve"> PAGEREF _Toc229928827 \h </w:instrText>
             </w:r>
             <w:r>
               <w:rPr>
@@ -646,7 +893,7 @@
                 <w:sz w:val="28"/>
                 <w:szCs w:val="28"/>
               </w:rPr>
-              <w:t>24</w:t>
+              <w:t>25</w:t>
             </w:r>
             <w:r>
               <w:rPr>
@@ -668,13 +915,14 @@
             </w:tabs>
             <w:spacing w:after="0" w:line="360" w:lineRule="auto"/>
             <w:rPr>
-              <w:rFonts w:ascii="Times New Roman" w:hAnsi="Times New Roman" w:cs="Times New Roman"/>
+              <w:rFonts w:ascii="Times New Roman" w:eastAsiaTheme="minorEastAsia" w:hAnsi="Times New Roman" w:cs="Times New Roman"/>
               <w:noProof/>
               <w:sz w:val="28"/>
               <w:szCs w:val="28"/>
+              <w:lang w:eastAsia="ru-RU"/>
             </w:rPr>
           </w:pPr>
-          <w:hyperlink w:anchor="_Toc229841568" w:history="1">
+          <w:hyperlink w:anchor="_Toc229928828" w:history="1">
             <w:r>
               <w:rPr>
                 <w:rStyle w:val="a6"/>
@@ -713,7 +961,7 @@
                 <w:sz w:val="28"/>
                 <w:szCs w:val="28"/>
               </w:rPr>
-              <w:instrText xml:space="preserve"> PAGEREF _Toc229841568 \h </w:instrText>
+              <w:instrText xml:space="preserve"> PAGEREF _Toc229928828 \h </w:instrText>
             </w:r>
             <w:r>
               <w:rPr>
@@ -742,7 +990,7 @@
                 <w:sz w:val="28"/>
                 <w:szCs w:val="28"/>
               </w:rPr>
-              <w:t>28</w:t>
+              <w:t>29</w:t>
             </w:r>
             <w:r>
               <w:rPr>
@@ -764,13 +1012,14 @@
             </w:tabs>
             <w:spacing w:after="0" w:line="360" w:lineRule="auto"/>
             <w:rPr>
-              <w:rFonts w:ascii="Times New Roman" w:hAnsi="Times New Roman" w:cs="Times New Roman"/>
+              <w:rFonts w:ascii="Times New Roman" w:eastAsiaTheme="minorEastAsia" w:hAnsi="Times New Roman" w:cs="Times New Roman"/>
               <w:noProof/>
               <w:sz w:val="28"/>
               <w:szCs w:val="28"/>
+              <w:lang w:eastAsia="ru-RU"/>
             </w:rPr>
           </w:pPr>
-          <w:hyperlink w:anchor="_Toc229841569" w:history="1">
+          <w:hyperlink w:anchor="_Toc229928829" w:history="1">
             <w:r>
               <w:rPr>
                 <w:rStyle w:val="a6"/>
@@ -809,7 +1058,7 @@
                 <w:sz w:val="28"/>
                 <w:szCs w:val="28"/>
               </w:rPr>
-              <w:instrText xml:space="preserve"> PAGEREF _Toc229841569 \h </w:instrText>
+              <w:instrText xml:space="preserve"> PAGEREF _Toc229928829 \h </w:instrText>
             </w:r>
             <w:r>
               <w:rPr>
@@ -838,7 +1087,7 @@
                 <w:sz w:val="28"/>
                 <w:szCs w:val="28"/>
               </w:rPr>
-              <w:t>33</w:t>
+              <w:t>34</w:t>
             </w:r>
             <w:r>
               <w:rPr>
@@ -860,13 +1109,14 @@
             </w:tabs>
             <w:spacing w:after="0" w:line="360" w:lineRule="auto"/>
             <w:rPr>
-              <w:rFonts w:ascii="Times New Roman" w:hAnsi="Times New Roman" w:cs="Times New Roman"/>
+              <w:rFonts w:ascii="Times New Roman" w:eastAsiaTheme="minorEastAsia" w:hAnsi="Times New Roman" w:cs="Times New Roman"/>
               <w:noProof/>
               <w:sz w:val="28"/>
               <w:szCs w:val="28"/>
+              <w:lang w:eastAsia="ru-RU"/>
             </w:rPr>
           </w:pPr>
-          <w:hyperlink w:anchor="_Toc229841570" w:history="1">
+          <w:hyperlink w:anchor="_Toc229928830" w:history="1">
             <w:r>
               <w:rPr>
                 <w:rStyle w:val="a6"/>
@@ -905,7 +1155,7 @@
                 <w:sz w:val="28"/>
                 <w:szCs w:val="28"/>
               </w:rPr>
-              <w:instrText xml:space="preserve"> PAGEREF _Toc229841570 \h </w:instrText>
+              <w:instrText xml:space="preserve"> PAGEREF _Toc229928830 \h </w:instrText>
             </w:r>
             <w:r>
               <w:rPr>
@@ -934,7 +1184,7 @@
                 <w:sz w:val="28"/>
                 <w:szCs w:val="28"/>
               </w:rPr>
-              <w:t>38</w:t>
+              <w:t>39</w:t>
             </w:r>
             <w:r>
               <w:rPr>
@@ -956,13 +1206,14 @@
             </w:tabs>
             <w:spacing w:after="0" w:line="360" w:lineRule="auto"/>
             <w:rPr>
-              <w:rFonts w:ascii="Times New Roman" w:hAnsi="Times New Roman" w:cs="Times New Roman"/>
+              <w:rFonts w:ascii="Times New Roman" w:eastAsiaTheme="minorEastAsia" w:hAnsi="Times New Roman" w:cs="Times New Roman"/>
               <w:noProof/>
               <w:sz w:val="28"/>
               <w:szCs w:val="28"/>
+              <w:lang w:eastAsia="ru-RU"/>
             </w:rPr>
           </w:pPr>
-          <w:hyperlink w:anchor="_Toc229841571" w:history="1">
+          <w:hyperlink w:anchor="_Toc229928831" w:history="1">
             <w:r>
               <w:rPr>
                 <w:rStyle w:val="a6"/>
@@ -1001,7 +1252,7 @@
                 <w:sz w:val="28"/>
                 <w:szCs w:val="28"/>
               </w:rPr>
-              <w:instrText xml:space="preserve"> PAGEREF _Toc229841571 \h </w:instrText>
+              <w:instrText xml:space="preserve"> PAGEREF _Toc229928831 \h </w:instrText>
             </w:r>
             <w:r>
               <w:rPr>
@@ -1030,7 +1281,7 @@
                 <w:sz w:val="28"/>
                 <w:szCs w:val="28"/>
               </w:rPr>
-              <w:t>38</w:t>
+              <w:t>39</w:t>
             </w:r>
             <w:r>
               <w:rPr>
@@ -1052,13 +1303,14 @@
             </w:tabs>
             <w:spacing w:after="0" w:line="360" w:lineRule="auto"/>
             <w:rPr>
-              <w:rFonts w:ascii="Times New Roman" w:hAnsi="Times New Roman" w:cs="Times New Roman"/>
+              <w:rFonts w:ascii="Times New Roman" w:eastAsiaTheme="minorEastAsia" w:hAnsi="Times New Roman" w:cs="Times New Roman"/>
               <w:noProof/>
               <w:sz w:val="28"/>
               <w:szCs w:val="28"/>
+              <w:lang w:eastAsia="ru-RU"/>
             </w:rPr>
           </w:pPr>
-          <w:hyperlink w:anchor="_Toc229841572" w:history="1">
+          <w:hyperlink w:anchor="_Toc229928832" w:history="1">
             <w:r>
               <w:rPr>
                 <w:rStyle w:val="a6"/>
@@ -1097,7 +1349,7 @@
                 <w:sz w:val="28"/>
                 <w:szCs w:val="28"/>
               </w:rPr>
-              <w:instrText xml:space="preserve"> PAGEREF _Toc229841572 \h </w:instrText>
+              <w:instrText xml:space="preserve"> PAGEREF _Toc229928832 \h </w:instrText>
             </w:r>
             <w:r>
               <w:rPr>
@@ -1126,7 +1378,7 @@
                 <w:sz w:val="28"/>
                 <w:szCs w:val="28"/>
               </w:rPr>
-              <w:t>42</w:t>
+              <w:t>43</w:t>
             </w:r>
             <w:r>
               <w:rPr>
@@ -1148,13 +1400,14 @@
             </w:tabs>
             <w:spacing w:after="0" w:line="360" w:lineRule="auto"/>
             <w:rPr>
-              <w:rFonts w:ascii="Times New Roman" w:hAnsi="Times New Roman" w:cs="Times New Roman"/>
+              <w:rFonts w:ascii="Times New Roman" w:eastAsiaTheme="minorEastAsia" w:hAnsi="Times New Roman" w:cs="Times New Roman"/>
               <w:noProof/>
               <w:sz w:val="28"/>
               <w:szCs w:val="28"/>
+              <w:lang w:eastAsia="ru-RU"/>
             </w:rPr>
           </w:pPr>
-          <w:hyperlink w:anchor="_Toc229841573" w:history="1">
+          <w:hyperlink w:anchor="_Toc229928833" w:history="1">
             <w:r>
               <w:rPr>
                 <w:rStyle w:val="a6"/>
@@ -1193,7 +1446,7 @@
                 <w:sz w:val="28"/>
                 <w:szCs w:val="28"/>
               </w:rPr>
-              <w:instrText xml:space="preserve"> PAGEREF _Toc229841573 \h </w:instrText>
+              <w:instrText xml:space="preserve"> PAGEREF _Toc229928833 \h </w:instrText>
             </w:r>
             <w:r>
               <w:rPr>
@@ -1222,7 +1475,7 @@
                 <w:sz w:val="28"/>
                 <w:szCs w:val="28"/>
               </w:rPr>
-              <w:t>49</w:t>
+              <w:t>54</w:t>
             </w:r>
             <w:r>
               <w:rPr>
@@ -1244,13 +1497,14 @@
             </w:tabs>
             <w:spacing w:after="0" w:line="360" w:lineRule="auto"/>
             <w:rPr>
-              <w:rFonts w:ascii="Times New Roman" w:hAnsi="Times New Roman" w:cs="Times New Roman"/>
+              <w:rFonts w:ascii="Times New Roman" w:eastAsiaTheme="minorEastAsia" w:hAnsi="Times New Roman" w:cs="Times New Roman"/>
               <w:noProof/>
               <w:sz w:val="28"/>
               <w:szCs w:val="28"/>
+              <w:lang w:eastAsia="ru-RU"/>
             </w:rPr>
           </w:pPr>
-          <w:hyperlink w:anchor="_Toc229841574" w:history="1">
+          <w:hyperlink w:anchor="_Toc229928834" w:history="1">
             <w:r>
               <w:rPr>
                 <w:rStyle w:val="a6"/>
@@ -1289,7 +1543,7 @@
                 <w:sz w:val="28"/>
                 <w:szCs w:val="28"/>
               </w:rPr>
-              <w:instrText xml:space="preserve"> PAGEREF _Toc229841574 \h </w:instrText>
+              <w:instrText xml:space="preserve"> PAGEREF _Toc229928834 \h </w:instrText>
             </w:r>
             <w:r>
               <w:rPr>
@@ -1318,7 +1572,7 @@
                 <w:sz w:val="28"/>
                 <w:szCs w:val="28"/>
               </w:rPr>
-              <w:t>53</w:t>
+              <w:t>58</w:t>
             </w:r>
             <w:r>
               <w:rPr>
@@ -1340,13 +1594,14 @@
             </w:tabs>
             <w:spacing w:after="0" w:line="360" w:lineRule="auto"/>
             <w:rPr>
-              <w:rFonts w:ascii="Times New Roman" w:hAnsi="Times New Roman" w:cs="Times New Roman"/>
+              <w:rFonts w:ascii="Times New Roman" w:eastAsiaTheme="minorEastAsia" w:hAnsi="Times New Roman" w:cs="Times New Roman"/>
               <w:noProof/>
               <w:sz w:val="28"/>
               <w:szCs w:val="28"/>
+              <w:lang w:eastAsia="ru-RU"/>
             </w:rPr>
           </w:pPr>
-          <w:hyperlink w:anchor="_Toc229841575" w:history="1">
+          <w:hyperlink w:anchor="_Toc229928835" w:history="1">
             <w:r>
               <w:rPr>
                 <w:rStyle w:val="a6"/>
@@ -1385,7 +1640,7 @@
                 <w:sz w:val="28"/>
                 <w:szCs w:val="28"/>
               </w:rPr>
-              <w:instrText xml:space="preserve"> PAGEREF _Toc229841575 \h </w:instrText>
+              <w:instrText xml:space="preserve"> PAGEREF _Toc229928835 \h </w:instrText>
             </w:r>
             <w:r>
               <w:rPr>
@@ -1414,7 +1669,7 @@
                 <w:sz w:val="28"/>
                 <w:szCs w:val="28"/>
               </w:rPr>
-              <w:t>57</w:t>
+              <w:t>63</w:t>
             </w:r>
             <w:r>
               <w:rPr>
@@ -1436,13 +1691,14 @@
             </w:tabs>
             <w:spacing w:after="0" w:line="360" w:lineRule="auto"/>
             <w:rPr>
-              <w:rFonts w:ascii="Times New Roman" w:hAnsi="Times New Roman" w:cs="Times New Roman"/>
+              <w:rFonts w:ascii="Times New Roman" w:eastAsiaTheme="minorEastAsia" w:hAnsi="Times New Roman" w:cs="Times New Roman"/>
               <w:noProof/>
               <w:sz w:val="28"/>
               <w:szCs w:val="28"/>
+              <w:lang w:eastAsia="ru-RU"/>
             </w:rPr>
           </w:pPr>
-          <w:hyperlink w:anchor="_Toc229841576" w:history="1">
+          <w:hyperlink w:anchor="_Toc229928836" w:history="1">
             <w:r>
               <w:rPr>
                 <w:rStyle w:val="a6"/>
@@ -1481,7 +1737,7 @@
                 <w:sz w:val="28"/>
                 <w:szCs w:val="28"/>
               </w:rPr>
-              <w:instrText xml:space="preserve"> PAGEREF _Toc229841576 \h </w:instrText>
+              <w:instrText xml:space="preserve"> PAGEREF _Toc229928836 \h </w:instrText>
             </w:r>
             <w:r>
               <w:rPr>
@@ -1510,7 +1766,7 @@
                 <w:sz w:val="28"/>
                 <w:szCs w:val="28"/>
               </w:rPr>
-              <w:t>60</w:t>
+              <w:t>66</w:t>
             </w:r>
             <w:r>
               <w:rPr>
@@ -1541,20 +1797,6 @@
     </w:sdt>
     <w:p>
       <w:pPr>
-        <w:pStyle w:val="a3"/>
-        <w:rPr>
-          <w:color w:val="auto"/>
-        </w:rPr>
-      </w:pPr>
-      <w:r>
-        <w:rPr>
-          <w:color w:val="auto"/>
-        </w:rPr>
-        <w:t xml:space="preserve"> </w:t>
-      </w:r>
-    </w:p>
-    <w:p>
-      <w:pPr>
         <w:tabs>
           <w:tab w:val="left" w:pos="4185"/>
         </w:tabs>
@@ -1562,6 +1804,69 @@
       <w:r>
         <w:tab/>
       </w:r>
+    </w:p>
+    <w:p>
+      <w:pPr>
+        <w:tabs>
+          <w:tab w:val="left" w:pos="4185"/>
+        </w:tabs>
+      </w:pPr>
+    </w:p>
+    <w:p>
+      <w:pPr>
+        <w:tabs>
+          <w:tab w:val="left" w:pos="4185"/>
+        </w:tabs>
+      </w:pPr>
+    </w:p>
+    <w:p>
+      <w:pPr>
+        <w:tabs>
+          <w:tab w:val="left" w:pos="4185"/>
+        </w:tabs>
+      </w:pPr>
+    </w:p>
+    <w:p>
+      <w:pPr>
+        <w:tabs>
+          <w:tab w:val="left" w:pos="4185"/>
+        </w:tabs>
+      </w:pPr>
+    </w:p>
+    <w:p>
+      <w:pPr>
+        <w:tabs>
+          <w:tab w:val="left" w:pos="4185"/>
+        </w:tabs>
+      </w:pPr>
+    </w:p>
+    <w:p>
+      <w:pPr>
+        <w:tabs>
+          <w:tab w:val="left" w:pos="4185"/>
+        </w:tabs>
+      </w:pPr>
+    </w:p>
+    <w:p>
+      <w:pPr>
+        <w:tabs>
+          <w:tab w:val="left" w:pos="4185"/>
+        </w:tabs>
+      </w:pPr>
+    </w:p>
+    <w:p>
+      <w:pPr>
+        <w:tabs>
+          <w:tab w:val="left" w:pos="4185"/>
+        </w:tabs>
+      </w:pPr>
+    </w:p>
+    <w:p>
+      <w:pPr>
+        <w:tabs>
+          <w:tab w:val="left" w:pos="4185"/>
+        </w:tabs>
+      </w:pPr>
     </w:p>
     <w:p>
       <w:pPr>
@@ -1575,13 +1880,6 @@
           <w:lang w:eastAsia="ru-RU"/>
         </w:rPr>
       </w:pPr>
-      <w:r>
-        <w:br w:type="page"/>
-      </w:r>
-      <w:r>
-        <w:lastRenderedPageBreak/>
-        <w:tab/>
-      </w:r>
     </w:p>
     <w:p>
       <w:pPr>
@@ -1593,16 +1891,17 @@
           <w:color w:val="auto"/>
         </w:rPr>
       </w:pPr>
-      <w:bookmarkStart w:id="0" w:name="_Toc229841562"/>
+      <w:bookmarkStart w:id="1" w:name="_Toc229928822"/>
       <w:r>
         <w:rPr>
           <w:b/>
           <w:bCs/>
           <w:color w:val="auto"/>
         </w:rPr>
+        <w:lastRenderedPageBreak/>
         <w:t>Введение</w:t>
       </w:r>
-      <w:bookmarkEnd w:id="0"/>
+      <w:bookmarkEnd w:id="1"/>
     </w:p>
     <w:p>
       <w:pPr>
@@ -1658,7 +1957,21 @@
         <w:rPr>
           <w:color w:val="auto"/>
         </w:rPr>
-        <w:t xml:space="preserve">Немаловажен и технологический контекст работы. Появление и широкое распространение кроссплатформенных фреймворков мобильной разработки — в частности, React Native, созданного компанией </w:t>
+        <w:t xml:space="preserve">Немаловажен и технологический контекст работы. Появление и широкое распространение кроссплатформенных фреймворков мобильной разработки — в частности, React </w:t>
+      </w:r>
+      <w:proofErr w:type="spellStart"/>
+      <w:r>
+        <w:rPr>
+          <w:color w:val="auto"/>
+        </w:rPr>
+        <w:t>Native</w:t>
+      </w:r>
+      <w:proofErr w:type="spellEnd"/>
+      <w:r>
+        <w:rPr>
+          <w:color w:val="auto"/>
+        </w:rPr>
+        <w:t xml:space="preserve">, созданного компанией </w:t>
       </w:r>
       <w:proofErr w:type="spellStart"/>
       <w:r>
@@ -1938,7 +2251,7 @@
           <w:color w:val="auto"/>
         </w:rPr>
       </w:pPr>
-      <w:bookmarkStart w:id="1" w:name="_Toc229841563"/>
+      <w:bookmarkStart w:id="2" w:name="_Toc229928823"/>
       <w:r>
         <w:rPr>
           <w:b/>
@@ -1948,7 +2261,7 @@
         <w:lastRenderedPageBreak/>
         <w:t>1. Аналитическая часть</w:t>
       </w:r>
-      <w:bookmarkEnd w:id="1"/>
+      <w:bookmarkEnd w:id="2"/>
     </w:p>
     <w:p>
       <w:pPr>
@@ -1968,7 +2281,7 @@
           <w:color w:val="auto"/>
         </w:rPr>
       </w:pPr>
-      <w:bookmarkStart w:id="2" w:name="_Toc229841564"/>
+      <w:bookmarkStart w:id="3" w:name="_Toc229928824"/>
       <w:r>
         <w:rPr>
           <w:b/>
@@ -1977,7 +2290,7 @@
         </w:rPr>
         <w:t>1.1 Технико-экономическая характеристика предметной области</w:t>
       </w:r>
-      <w:bookmarkEnd w:id="2"/>
+      <w:bookmarkEnd w:id="3"/>
     </w:p>
     <w:p>
       <w:pPr>
@@ -2299,7 +2612,7 @@
           <w:color w:val="auto"/>
         </w:rPr>
       </w:pPr>
-      <w:bookmarkStart w:id="3" w:name="_Toc229841565"/>
+      <w:bookmarkStart w:id="4" w:name="_Toc229928825"/>
       <w:r>
         <w:rPr>
           <w:b/>
@@ -2308,7 +2621,7 @@
         </w:rPr>
         <w:t>1.2 Экономическая сущность задачи</w:t>
       </w:r>
-      <w:bookmarkEnd w:id="3"/>
+      <w:bookmarkEnd w:id="4"/>
     </w:p>
     <w:p>
       <w:pPr>
@@ -2519,7 +2832,7 @@
           <w:color w:val="auto"/>
         </w:rPr>
       </w:pPr>
-      <w:bookmarkStart w:id="4" w:name="_Toc229841566"/>
+      <w:bookmarkStart w:id="5" w:name="_Toc229928826"/>
       <w:r>
         <w:rPr>
           <w:b/>
@@ -2528,7 +2841,7 @@
         </w:rPr>
         <w:t>1.3 Обоснование необходимости использования вычислительной техники для решения задачи</w:t>
       </w:r>
-      <w:bookmarkEnd w:id="4"/>
+      <w:bookmarkEnd w:id="5"/>
     </w:p>
     <w:p>
       <w:pPr>
@@ -2899,7 +3212,7 @@
           <w:color w:val="auto"/>
         </w:rPr>
       </w:pPr>
-      <w:bookmarkStart w:id="5" w:name="_Toc229841567"/>
+      <w:bookmarkStart w:id="6" w:name="_Toc229928827"/>
       <w:r>
         <w:rPr>
           <w:b/>
@@ -2908,7 +3221,7 @@
         </w:rPr>
         <w:t>1.4 Постановка задачи</w:t>
       </w:r>
-      <w:bookmarkEnd w:id="5"/>
+      <w:bookmarkEnd w:id="6"/>
     </w:p>
     <w:p>
       <w:pPr>
@@ -3097,21 +3410,7 @@
         <w:rPr>
           <w:color w:val="auto"/>
         </w:rPr>
-        <w:t>, стоимостный фактор не менее десяти); передачу всех данных между клиентом и сервером по защищённому каналу (HTTPS в продуктивном окружении); использование JWT-токенов с ограниченным сроком действия (</w:t>
-      </w:r>
-      <w:proofErr w:type="spellStart"/>
-      <w:r>
-        <w:rPr>
-          <w:color w:val="auto"/>
-        </w:rPr>
-        <w:t>access</w:t>
-      </w:r>
-      <w:proofErr w:type="spellEnd"/>
-      <w:r>
-        <w:rPr>
-          <w:color w:val="auto"/>
-        </w:rPr>
-        <w:t xml:space="preserve"> </w:t>
+        <w:t xml:space="preserve">, стоимостный фактор не менее десяти); передачу всех данных между клиентом и сервером по защищённому каналу (HTTPS в продуктивном окружении); использование JWT-токенов с ограниченным сроком действия (access </w:t>
       </w:r>
       <w:proofErr w:type="spellStart"/>
       <w:r>
@@ -3258,7 +3557,21 @@
         <w:rPr>
           <w:color w:val="auto"/>
         </w:rPr>
-        <w:t xml:space="preserve"> ORM. Мобильный клиент на React Native с Expo взаимодействует с сервером через REST API, сохраняет аутентификационные токены в </w:t>
+        <w:t xml:space="preserve"> ORM. Мобильный клиент на React Native с Expo взаимодействует с сервером через REST API, сохраняет </w:t>
+      </w:r>
+      <w:proofErr w:type="spellStart"/>
+      <w:r>
+        <w:rPr>
+          <w:color w:val="auto"/>
+        </w:rPr>
+        <w:t>аутентификационные</w:t>
+      </w:r>
+      <w:proofErr w:type="spellEnd"/>
+      <w:r>
+        <w:rPr>
+          <w:color w:val="auto"/>
+        </w:rPr>
+        <w:t xml:space="preserve"> токены в </w:t>
       </w:r>
       <w:proofErr w:type="spellStart"/>
       <w:r>
@@ -3300,7 +3613,7 @@
           <w:color w:val="auto"/>
         </w:rPr>
       </w:pPr>
-      <w:bookmarkStart w:id="6" w:name="_Toc229841568"/>
+      <w:bookmarkStart w:id="7" w:name="_Toc229928828"/>
       <w:r>
         <w:rPr>
           <w:b/>
@@ -3309,7 +3622,7 @@
         </w:rPr>
         <w:t>1.5 Анализ существующих разработок, выбор и обоснование стратегии автоматизации</w:t>
       </w:r>
-      <w:bookmarkEnd w:id="6"/>
+      <w:bookmarkEnd w:id="7"/>
     </w:p>
     <w:p>
       <w:pPr>
@@ -3773,7 +4086,21 @@
         <w:rPr>
           <w:color w:val="auto"/>
         </w:rPr>
-        <w:t>, генерируя TypeScript-типы для всех сущностей схемы и обеспечивая автоматизированное применение миграций при изменении структуры данных.</w:t>
+        <w:t xml:space="preserve">, генерируя </w:t>
+      </w:r>
+      <w:proofErr w:type="spellStart"/>
+      <w:r>
+        <w:rPr>
+          <w:color w:val="auto"/>
+        </w:rPr>
+        <w:t>TypeScript</w:t>
+      </w:r>
+      <w:proofErr w:type="spellEnd"/>
+      <w:r>
+        <w:rPr>
+          <w:color w:val="auto"/>
+        </w:rPr>
+        <w:t>-типы для всех сущностей схемы и обеспечивая автоматизированное применение миграций при изменении структуры данных.</w:t>
       </w:r>
     </w:p>
     <w:p>
@@ -3794,7 +4121,7 @@
           <w:color w:val="auto"/>
         </w:rPr>
       </w:pPr>
-      <w:bookmarkStart w:id="7" w:name="_Toc229841569"/>
+      <w:bookmarkStart w:id="8" w:name="_Toc229928829"/>
       <w:r>
         <w:rPr>
           <w:b/>
@@ -3803,7 +4130,7 @@
         </w:rPr>
         <w:t>1.6 Обоснование проектных решений по видам обеспечения</w:t>
       </w:r>
-      <w:bookmarkEnd w:id="7"/>
+      <w:bookmarkEnd w:id="8"/>
     </w:p>
     <w:p>
       <w:pPr>
@@ -4433,7 +4760,21 @@
         <w:rPr>
           <w:color w:val="auto"/>
         </w:rPr>
-        <w:t xml:space="preserve">-реализации. Навигация между экранами реализована с использованием React </w:t>
+        <w:t xml:space="preserve">-реализации. Навигация между экранами реализована с использованием </w:t>
+      </w:r>
+      <w:proofErr w:type="spellStart"/>
+      <w:r>
+        <w:rPr>
+          <w:color w:val="auto"/>
+        </w:rPr>
+        <w:t>React</w:t>
+      </w:r>
+      <w:proofErr w:type="spellEnd"/>
+      <w:r>
+        <w:rPr>
+          <w:color w:val="auto"/>
+        </w:rPr>
+        <w:t xml:space="preserve"> </w:t>
       </w:r>
       <w:proofErr w:type="spellStart"/>
       <w:r>
@@ -4447,7 +4788,35 @@
         <w:rPr>
           <w:color w:val="auto"/>
         </w:rPr>
-        <w:t xml:space="preserve"> — де-факто стандарта навигации в экосистеме React Native, поддерживающего </w:t>
+        <w:t xml:space="preserve"> — де-факто стандарта навигации в экосистеме </w:t>
+      </w:r>
+      <w:proofErr w:type="spellStart"/>
+      <w:r>
+        <w:rPr>
+          <w:color w:val="auto"/>
+        </w:rPr>
+        <w:t>React</w:t>
+      </w:r>
+      <w:proofErr w:type="spellEnd"/>
+      <w:r>
+        <w:rPr>
+          <w:color w:val="auto"/>
+        </w:rPr>
+        <w:t xml:space="preserve"> </w:t>
+      </w:r>
+      <w:proofErr w:type="spellStart"/>
+      <w:r>
+        <w:rPr>
+          <w:color w:val="auto"/>
+        </w:rPr>
+        <w:t>Native</w:t>
+      </w:r>
+      <w:proofErr w:type="spellEnd"/>
+      <w:r>
+        <w:rPr>
+          <w:color w:val="auto"/>
+        </w:rPr>
+        <w:t xml:space="preserve">, поддерживающего </w:t>
       </w:r>
       <w:proofErr w:type="spellStart"/>
       <w:r>
@@ -4637,7 +5006,7 @@
           <w:color w:val="auto"/>
         </w:rPr>
       </w:pPr>
-      <w:bookmarkStart w:id="8" w:name="_Toc229841570"/>
+      <w:bookmarkStart w:id="9" w:name="_Toc229928830"/>
       <w:r>
         <w:rPr>
           <w:b/>
@@ -4647,7 +5016,7 @@
         <w:lastRenderedPageBreak/>
         <w:t>2. Проектная часть</w:t>
       </w:r>
-      <w:bookmarkEnd w:id="8"/>
+      <w:bookmarkEnd w:id="9"/>
     </w:p>
     <w:p>
       <w:pPr>
@@ -4667,7 +5036,7 @@
           <w:color w:val="auto"/>
         </w:rPr>
       </w:pPr>
-      <w:bookmarkStart w:id="9" w:name="_Toc229841571"/>
+      <w:bookmarkStart w:id="10" w:name="_Toc229928831"/>
       <w:r>
         <w:rPr>
           <w:b/>
@@ -4676,7 +5045,7 @@
         </w:rPr>
         <w:t>2.1 Информационное обеспечение задачи</w:t>
       </w:r>
-      <w:bookmarkEnd w:id="9"/>
+      <w:bookmarkEnd w:id="10"/>
     </w:p>
     <w:p>
       <w:pPr>
@@ -4879,7 +5248,21 @@
         <w:rPr>
           <w:color w:val="auto"/>
         </w:rPr>
-        <w:t xml:space="preserve"> и транслируются в TypeScript </w:t>
+        <w:t xml:space="preserve"> и транслируются в </w:t>
+      </w:r>
+      <w:proofErr w:type="spellStart"/>
+      <w:r>
+        <w:rPr>
+          <w:color w:val="auto"/>
+        </w:rPr>
+        <w:t>TypeScript</w:t>
+      </w:r>
+      <w:proofErr w:type="spellEnd"/>
+      <w:r>
+        <w:rPr>
+          <w:color w:val="auto"/>
+        </w:rPr>
+        <w:t xml:space="preserve"> </w:t>
       </w:r>
       <w:proofErr w:type="spellStart"/>
       <w:r>
@@ -5840,7 +6223,7 @@
           <w:color w:val="auto"/>
         </w:rPr>
       </w:pPr>
-      <w:bookmarkStart w:id="10" w:name="_Toc229841572"/>
+      <w:bookmarkStart w:id="11" w:name="_Toc229928832"/>
       <w:r>
         <w:rPr>
           <w:b/>
@@ -5850,7 +6233,7 @@
         <w:lastRenderedPageBreak/>
         <w:t>2.2 Программное обеспечение задачи</w:t>
       </w:r>
-      <w:bookmarkEnd w:id="10"/>
+      <w:bookmarkEnd w:id="11"/>
     </w:p>
     <w:p>
       <w:pPr>
@@ -5915,22 +6298,6 @@
         </w:rPr>
         <w:t xml:space="preserve"> пользователю. Интерфейс экрана входа содержит два поля ввода — адрес электронной почты и пароль — и кнопку подтверждения, что наглядно представлено на рисунке 1.</w:t>
       </w:r>
-    </w:p>
-    <w:p>
-      <w:pPr>
-        <w:pStyle w:val="a3"/>
-        <w:rPr>
-          <w:color w:val="auto"/>
-        </w:rPr>
-      </w:pPr>
-    </w:p>
-    <w:p>
-      <w:pPr>
-        <w:pStyle w:val="a3"/>
-        <w:rPr>
-          <w:color w:val="auto"/>
-        </w:rPr>
-      </w:pPr>
     </w:p>
     <w:p>
       <w:pPr>
@@ -5943,10 +6310,58 @@
       </w:pPr>
       <w:r>
         <w:rPr>
+          <w:noProof/>
           <w:color w:val="auto"/>
         </w:rPr>
         <w:lastRenderedPageBreak/>
-        <w:t>[СКРИНШОТ]</w:t>
+        <w:drawing>
+          <wp:inline distT="0" distB="0" distL="0" distR="0" wp14:anchorId="1BDA23BF" wp14:editId="31118CC3">
+            <wp:extent cx="1292325" cy="2749421"/>
+            <wp:effectExtent l="0" t="0" r="3175" b="0"/>
+            <wp:docPr id="1" name="Рисунок 1"/>
+            <wp:cNvGraphicFramePr>
+              <a:graphicFrameLocks xmlns:a="http://schemas.openxmlformats.org/drawingml/2006/main" noChangeAspect="1"/>
+            </wp:cNvGraphicFramePr>
+            <a:graphic xmlns:a="http://schemas.openxmlformats.org/drawingml/2006/main">
+              <a:graphicData uri="http://schemas.openxmlformats.org/drawingml/2006/picture">
+                <pic:pic xmlns:pic="http://schemas.openxmlformats.org/drawingml/2006/picture">
+                  <pic:nvPicPr>
+                    <pic:cNvPr id="0" name="Picture 1"/>
+                    <pic:cNvPicPr>
+                      <a:picLocks noChangeAspect="1" noChangeArrowheads="1"/>
+                    </pic:cNvPicPr>
+                  </pic:nvPicPr>
+                  <pic:blipFill>
+                    <a:blip r:embed="rId7" cstate="print">
+                      <a:extLst>
+                        <a:ext uri="{28A0092B-C50C-407E-A947-70E740481C1C}">
+                          <a14:useLocalDpi xmlns:a14="http://schemas.microsoft.com/office/drawing/2010/main" val="0"/>
+                        </a:ext>
+                      </a:extLst>
+                    </a:blip>
+                    <a:srcRect/>
+                    <a:stretch>
+                      <a:fillRect/>
+                    </a:stretch>
+                  </pic:blipFill>
+                  <pic:spPr bwMode="auto">
+                    <a:xfrm>
+                      <a:off x="0" y="0"/>
+                      <a:ext cx="1329017" cy="2827483"/>
+                    </a:xfrm>
+                    <a:prstGeom prst="rect">
+                      <a:avLst/>
+                    </a:prstGeom>
+                    <a:noFill/>
+                    <a:ln>
+                      <a:noFill/>
+                    </a:ln>
+                  </pic:spPr>
+                </pic:pic>
+              </a:graphicData>
+            </a:graphic>
+          </wp:inline>
+        </w:drawing>
       </w:r>
     </w:p>
     <w:p>
@@ -6030,9 +6445,57 @@
       </w:pPr>
       <w:r>
         <w:rPr>
-          <w:color w:val="auto"/>
-        </w:rPr>
-        <w:t>[СКРИНШОТ]</w:t>
+          <w:noProof/>
+          <w:color w:val="auto"/>
+        </w:rPr>
+        <w:drawing>
+          <wp:inline distT="0" distB="0" distL="0" distR="0" wp14:anchorId="6634691B" wp14:editId="03B12361">
+            <wp:extent cx="1287625" cy="2747045"/>
+            <wp:effectExtent l="0" t="0" r="8255" b="0"/>
+            <wp:docPr id="2" name="Рисунок 2"/>
+            <wp:cNvGraphicFramePr>
+              <a:graphicFrameLocks xmlns:a="http://schemas.openxmlformats.org/drawingml/2006/main" noChangeAspect="1"/>
+            </wp:cNvGraphicFramePr>
+            <a:graphic xmlns:a="http://schemas.openxmlformats.org/drawingml/2006/main">
+              <a:graphicData uri="http://schemas.openxmlformats.org/drawingml/2006/picture">
+                <pic:pic xmlns:pic="http://schemas.openxmlformats.org/drawingml/2006/picture">
+                  <pic:nvPicPr>
+                    <pic:cNvPr id="0" name="Picture 2"/>
+                    <pic:cNvPicPr>
+                      <a:picLocks noChangeAspect="1" noChangeArrowheads="1"/>
+                    </pic:cNvPicPr>
+                  </pic:nvPicPr>
+                  <pic:blipFill>
+                    <a:blip r:embed="rId8" cstate="print">
+                      <a:extLst>
+                        <a:ext uri="{28A0092B-C50C-407E-A947-70E740481C1C}">
+                          <a14:useLocalDpi xmlns:a14="http://schemas.microsoft.com/office/drawing/2010/main" val="0"/>
+                        </a:ext>
+                      </a:extLst>
+                    </a:blip>
+                    <a:srcRect/>
+                    <a:stretch>
+                      <a:fillRect/>
+                    </a:stretch>
+                  </pic:blipFill>
+                  <pic:spPr bwMode="auto">
+                    <a:xfrm>
+                      <a:off x="0" y="0"/>
+                      <a:ext cx="1338960" cy="2856564"/>
+                    </a:xfrm>
+                    <a:prstGeom prst="rect">
+                      <a:avLst/>
+                    </a:prstGeom>
+                    <a:noFill/>
+                    <a:ln>
+                      <a:noFill/>
+                    </a:ln>
+                  </pic:spPr>
+                </pic:pic>
+              </a:graphicData>
+            </a:graphic>
+          </wp:inline>
+        </w:drawing>
       </w:r>
     </w:p>
     <w:p>
@@ -6346,181 +6809,175 @@
         <w:rPr>
           <w:color w:val="auto"/>
         </w:rPr>
-        <w:t xml:space="preserve"> с разграничением </w:t>
-      </w:r>
+        <w:t xml:space="preserve"> с разграничением прав по роли ADMIN; группа /</w:t>
+      </w:r>
+      <w:proofErr w:type="spellStart"/>
+      <w:r>
+        <w:rPr>
+          <w:color w:val="auto"/>
+        </w:rPr>
+        <w:t>api</w:t>
+      </w:r>
+      <w:proofErr w:type="spellEnd"/>
+      <w:r>
+        <w:rPr>
+          <w:color w:val="auto"/>
+        </w:rPr>
+        <w:t>/</w:t>
+      </w:r>
+      <w:proofErr w:type="spellStart"/>
+      <w:r>
+        <w:rPr>
+          <w:color w:val="auto"/>
+        </w:rPr>
+        <w:t>resources</w:t>
+      </w:r>
+      <w:proofErr w:type="spellEnd"/>
+      <w:r>
+        <w:rPr>
+          <w:color w:val="auto"/>
+        </w:rPr>
+        <w:t xml:space="preserve"> — аналогичную структуру с расширением прав создания для TEACHER и ADMIN; группа /</w:t>
+      </w:r>
+      <w:proofErr w:type="spellStart"/>
+      <w:r>
+        <w:rPr>
+          <w:color w:val="auto"/>
+        </w:rPr>
+        <w:t>api</w:t>
+      </w:r>
+      <w:proofErr w:type="spellEnd"/>
+      <w:r>
+        <w:rPr>
+          <w:color w:val="auto"/>
+        </w:rPr>
+        <w:t>/</w:t>
+      </w:r>
+      <w:proofErr w:type="spellStart"/>
+      <w:r>
+        <w:rPr>
+          <w:color w:val="auto"/>
+        </w:rPr>
+        <w:t>categories</w:t>
+      </w:r>
+      <w:proofErr w:type="spellEnd"/>
+      <w:r>
+        <w:rPr>
+          <w:color w:val="auto"/>
+        </w:rPr>
+        <w:t xml:space="preserve"> — CRUD-операции, ограниченные ролью ADMIN.</w:t>
+      </w:r>
+    </w:p>
+    <w:p>
+      <w:pPr>
+        <w:pStyle w:val="a3"/>
+        <w:rPr>
+          <w:color w:val="auto"/>
+        </w:rPr>
+      </w:pPr>
+      <w:r>
+        <w:rPr>
+          <w:color w:val="auto"/>
+        </w:rPr>
+        <w:t xml:space="preserve">Middleware авторизации реализован в виде двух функций Express-middleware. Первая, </w:t>
+      </w:r>
+      <w:proofErr w:type="spellStart"/>
+      <w:r>
+        <w:rPr>
+          <w:color w:val="auto"/>
+        </w:rPr>
+        <w:t>authenticate</w:t>
+      </w:r>
+      <w:proofErr w:type="spellEnd"/>
+      <w:r>
+        <w:rPr>
+          <w:color w:val="auto"/>
+        </w:rPr>
+        <w:t xml:space="preserve">, проверяет наличие JWT в заголовке </w:t>
+      </w:r>
+      <w:proofErr w:type="spellStart"/>
+      <w:r>
+        <w:rPr>
+          <w:color w:val="auto"/>
+        </w:rPr>
+        <w:t>Authorization</w:t>
+      </w:r>
+      <w:proofErr w:type="spellEnd"/>
+      <w:r>
+        <w:rPr>
+          <w:color w:val="auto"/>
+        </w:rPr>
+        <w:t xml:space="preserve"> (схема </w:t>
+      </w:r>
+      <w:proofErr w:type="spellStart"/>
+      <w:r>
+        <w:rPr>
+          <w:color w:val="auto"/>
+        </w:rPr>
+        <w:t>Bearer</w:t>
+      </w:r>
+      <w:proofErr w:type="spellEnd"/>
+      <w:r>
+        <w:rPr>
+          <w:color w:val="auto"/>
+        </w:rPr>
+        <w:t>), верифицирует подпись токена с использованием секретного ключа из переменных окружения и помещает декодированную полезную нагрузку (</w:t>
+      </w:r>
+      <w:proofErr w:type="spellStart"/>
+      <w:r>
+        <w:rPr>
+          <w:color w:val="auto"/>
+        </w:rPr>
+        <w:t>userId</w:t>
+      </w:r>
+      <w:proofErr w:type="spellEnd"/>
+      <w:r>
+        <w:rPr>
+          <w:color w:val="auto"/>
+        </w:rPr>
+        <w:t xml:space="preserve">, </w:t>
+      </w:r>
+      <w:proofErr w:type="spellStart"/>
+      <w:r>
+        <w:rPr>
+          <w:color w:val="auto"/>
+        </w:rPr>
+        <w:t>role</w:t>
+      </w:r>
+      <w:proofErr w:type="spellEnd"/>
+      <w:r>
+        <w:rPr>
+          <w:color w:val="auto"/>
+        </w:rPr>
+        <w:t xml:space="preserve">) в объект запроса; при отсутствии или недействительности токена middleware немедленно возвращает ответ со статусом 401. Вторая функция, </w:t>
+      </w:r>
+      <w:proofErr w:type="spellStart"/>
+      <w:r>
+        <w:rPr>
+          <w:color w:val="auto"/>
+        </w:rPr>
+        <w:t>authorize</w:t>
+      </w:r>
+      <w:proofErr w:type="spellEnd"/>
+      <w:r>
+        <w:rPr>
+          <w:color w:val="auto"/>
+        </w:rPr>
+        <w:t>, принимает массив допустимых ролей и проверяет, входит ли роль текущего пользователя в этот массив; при несоответствии возвращается ответ со статусом 403.</w:t>
+      </w:r>
+    </w:p>
+    <w:p>
+      <w:pPr>
+        <w:pStyle w:val="a3"/>
+        <w:rPr>
+          <w:color w:val="auto"/>
+        </w:rPr>
+      </w:pPr>
       <w:r>
         <w:rPr>
           <w:color w:val="auto"/>
         </w:rPr>
         <w:lastRenderedPageBreak/>
-        <w:t>прав по роли ADMIN; группа /</w:t>
-      </w:r>
-      <w:proofErr w:type="spellStart"/>
-      <w:r>
-        <w:rPr>
-          <w:color w:val="auto"/>
-        </w:rPr>
-        <w:t>api</w:t>
-      </w:r>
-      <w:proofErr w:type="spellEnd"/>
-      <w:r>
-        <w:rPr>
-          <w:color w:val="auto"/>
-        </w:rPr>
-        <w:t>/</w:t>
-      </w:r>
-      <w:proofErr w:type="spellStart"/>
-      <w:r>
-        <w:rPr>
-          <w:color w:val="auto"/>
-        </w:rPr>
-        <w:t>resources</w:t>
-      </w:r>
-      <w:proofErr w:type="spellEnd"/>
-      <w:r>
-        <w:rPr>
-          <w:color w:val="auto"/>
-        </w:rPr>
-        <w:t xml:space="preserve"> — аналогичную структуру с расширением прав создания для TEACHER и ADMIN; группа /</w:t>
-      </w:r>
-      <w:proofErr w:type="spellStart"/>
-      <w:r>
-        <w:rPr>
-          <w:color w:val="auto"/>
-        </w:rPr>
-        <w:t>api</w:t>
-      </w:r>
-      <w:proofErr w:type="spellEnd"/>
-      <w:r>
-        <w:rPr>
-          <w:color w:val="auto"/>
-        </w:rPr>
-        <w:t>/</w:t>
-      </w:r>
-      <w:proofErr w:type="spellStart"/>
-      <w:r>
-        <w:rPr>
-          <w:color w:val="auto"/>
-        </w:rPr>
-        <w:t>categories</w:t>
-      </w:r>
-      <w:proofErr w:type="spellEnd"/>
-      <w:r>
-        <w:rPr>
-          <w:color w:val="auto"/>
-        </w:rPr>
-        <w:t xml:space="preserve"> — CRUD-операции, ограниченные ролью ADMIN.</w:t>
-      </w:r>
-    </w:p>
-    <w:p>
-      <w:pPr>
-        <w:pStyle w:val="a3"/>
-        <w:rPr>
-          <w:color w:val="auto"/>
-        </w:rPr>
-      </w:pPr>
-      <w:r>
-        <w:rPr>
-          <w:color w:val="auto"/>
-        </w:rPr>
-        <w:t xml:space="preserve">Middleware авторизации реализован в виде двух функций Express-middleware. Первая, </w:t>
-      </w:r>
-      <w:proofErr w:type="spellStart"/>
-      <w:r>
-        <w:rPr>
-          <w:color w:val="auto"/>
-        </w:rPr>
-        <w:t>authenticate</w:t>
-      </w:r>
-      <w:proofErr w:type="spellEnd"/>
-      <w:r>
-        <w:rPr>
-          <w:color w:val="auto"/>
-        </w:rPr>
-        <w:t xml:space="preserve">, проверяет наличие JWT в заголовке </w:t>
-      </w:r>
-      <w:proofErr w:type="spellStart"/>
-      <w:r>
-        <w:rPr>
-          <w:color w:val="auto"/>
-        </w:rPr>
-        <w:t>Authorization</w:t>
-      </w:r>
-      <w:proofErr w:type="spellEnd"/>
-      <w:r>
-        <w:rPr>
-          <w:color w:val="auto"/>
-        </w:rPr>
-        <w:t xml:space="preserve"> (схема </w:t>
-      </w:r>
-      <w:proofErr w:type="spellStart"/>
-      <w:r>
-        <w:rPr>
-          <w:color w:val="auto"/>
-        </w:rPr>
-        <w:t>Bearer</w:t>
-      </w:r>
-      <w:proofErr w:type="spellEnd"/>
-      <w:r>
-        <w:rPr>
-          <w:color w:val="auto"/>
-        </w:rPr>
-        <w:t>), верифицирует подпись токена с использованием секретного ключа из переменных окружения и помещает декодированную полезную нагрузку (</w:t>
-      </w:r>
-      <w:proofErr w:type="spellStart"/>
-      <w:r>
-        <w:rPr>
-          <w:color w:val="auto"/>
-        </w:rPr>
-        <w:t>userId</w:t>
-      </w:r>
-      <w:proofErr w:type="spellEnd"/>
-      <w:r>
-        <w:rPr>
-          <w:color w:val="auto"/>
-        </w:rPr>
-        <w:t xml:space="preserve">, </w:t>
-      </w:r>
-      <w:proofErr w:type="spellStart"/>
-      <w:r>
-        <w:rPr>
-          <w:color w:val="auto"/>
-        </w:rPr>
-        <w:t>role</w:t>
-      </w:r>
-      <w:proofErr w:type="spellEnd"/>
-      <w:r>
-        <w:rPr>
-          <w:color w:val="auto"/>
-        </w:rPr>
-        <w:t xml:space="preserve">) в объект запроса; при отсутствии или недействительности токена middleware немедленно возвращает ответ со статусом 401. Вторая функция, </w:t>
-      </w:r>
-      <w:proofErr w:type="spellStart"/>
-      <w:r>
-        <w:rPr>
-          <w:color w:val="auto"/>
-        </w:rPr>
-        <w:t>authorize</w:t>
-      </w:r>
-      <w:proofErr w:type="spellEnd"/>
-      <w:r>
-        <w:rPr>
-          <w:color w:val="auto"/>
-        </w:rPr>
-        <w:t>, принимает массив допустимых ролей и проверяет, входит ли роль текущего пользователя в этот массив; при несоответствии возвращается ответ со статусом 403.</w:t>
-      </w:r>
-    </w:p>
-    <w:p>
-      <w:pPr>
-        <w:pStyle w:val="a3"/>
-        <w:rPr>
-          <w:color w:val="auto"/>
-        </w:rPr>
-      </w:pPr>
-      <w:r>
-        <w:rPr>
-          <w:color w:val="auto"/>
-        </w:rPr>
         <w:t xml:space="preserve">Навигационная структура приложения строится на двух уровнях. Корневой уровень представлен </w:t>
       </w:r>
       <w:proofErr w:type="spellStart"/>
@@ -6585,9 +7042,57 @@
       </w:pPr>
       <w:r>
         <w:rPr>
-          <w:color w:val="auto"/>
-        </w:rPr>
-        <w:t>[СКРИНШОТ]</w:t>
+          <w:noProof/>
+          <w:color w:val="auto"/>
+        </w:rPr>
+        <w:drawing>
+          <wp:inline distT="0" distB="0" distL="0" distR="0" wp14:anchorId="146F141F" wp14:editId="04A98264">
+            <wp:extent cx="1410149" cy="2982671"/>
+            <wp:effectExtent l="0" t="0" r="0" b="8255"/>
+            <wp:docPr id="3" name="Рисунок 3"/>
+            <wp:cNvGraphicFramePr>
+              <a:graphicFrameLocks xmlns:a="http://schemas.openxmlformats.org/drawingml/2006/main" noChangeAspect="1"/>
+            </wp:cNvGraphicFramePr>
+            <a:graphic xmlns:a="http://schemas.openxmlformats.org/drawingml/2006/main">
+              <a:graphicData uri="http://schemas.openxmlformats.org/drawingml/2006/picture">
+                <pic:pic xmlns:pic="http://schemas.openxmlformats.org/drawingml/2006/picture">
+                  <pic:nvPicPr>
+                    <pic:cNvPr id="0" name="Picture 3"/>
+                    <pic:cNvPicPr>
+                      <a:picLocks noChangeAspect="1" noChangeArrowheads="1"/>
+                    </pic:cNvPicPr>
+                  </pic:nvPicPr>
+                  <pic:blipFill>
+                    <a:blip r:embed="rId9" cstate="print">
+                      <a:extLst>
+                        <a:ext uri="{28A0092B-C50C-407E-A947-70E740481C1C}">
+                          <a14:useLocalDpi xmlns:a14="http://schemas.microsoft.com/office/drawing/2010/main" val="0"/>
+                        </a:ext>
+                      </a:extLst>
+                    </a:blip>
+                    <a:srcRect/>
+                    <a:stretch>
+                      <a:fillRect/>
+                    </a:stretch>
+                  </pic:blipFill>
+                  <pic:spPr bwMode="auto">
+                    <a:xfrm>
+                      <a:off x="0" y="0"/>
+                      <a:ext cx="1439145" cy="3044002"/>
+                    </a:xfrm>
+                    <a:prstGeom prst="rect">
+                      <a:avLst/>
+                    </a:prstGeom>
+                    <a:noFill/>
+                    <a:ln>
+                      <a:noFill/>
+                    </a:ln>
+                  </pic:spPr>
+                </pic:pic>
+              </a:graphicData>
+            </a:graphic>
+          </wp:inline>
+        </w:drawing>
       </w:r>
     </w:p>
     <w:p>
@@ -6657,11 +7162,68 @@
       </w:pPr>
       <w:r>
         <w:rPr>
+          <w:noProof/>
           <w:color w:val="auto"/>
         </w:rPr>
         <w:lastRenderedPageBreak/>
-        <w:t>[СКРИНШОТ]</w:t>
-      </w:r>
+        <w:drawing>
+          <wp:inline distT="0" distB="0" distL="0" distR="0" wp14:anchorId="68D86985" wp14:editId="5154FFE3">
+            <wp:extent cx="1412033" cy="2969835"/>
+            <wp:effectExtent l="0" t="0" r="0" b="2540"/>
+            <wp:docPr id="4" name="Рисунок 4"/>
+            <wp:cNvGraphicFramePr>
+              <a:graphicFrameLocks xmlns:a="http://schemas.openxmlformats.org/drawingml/2006/main" noChangeAspect="1"/>
+            </wp:cNvGraphicFramePr>
+            <a:graphic xmlns:a="http://schemas.openxmlformats.org/drawingml/2006/main">
+              <a:graphicData uri="http://schemas.openxmlformats.org/drawingml/2006/picture">
+                <pic:pic xmlns:pic="http://schemas.openxmlformats.org/drawingml/2006/picture">
+                  <pic:nvPicPr>
+                    <pic:cNvPr id="0" name="Picture 4"/>
+                    <pic:cNvPicPr>
+                      <a:picLocks noChangeAspect="1" noChangeArrowheads="1"/>
+                    </pic:cNvPicPr>
+                  </pic:nvPicPr>
+                  <pic:blipFill>
+                    <a:blip r:embed="rId10" cstate="print">
+                      <a:extLst>
+                        <a:ext uri="{28A0092B-C50C-407E-A947-70E740481C1C}">
+                          <a14:useLocalDpi xmlns:a14="http://schemas.microsoft.com/office/drawing/2010/main" val="0"/>
+                        </a:ext>
+                      </a:extLst>
+                    </a:blip>
+                    <a:srcRect/>
+                    <a:stretch>
+                      <a:fillRect/>
+                    </a:stretch>
+                  </pic:blipFill>
+                  <pic:spPr bwMode="auto">
+                    <a:xfrm>
+                      <a:off x="0" y="0"/>
+                      <a:ext cx="1425858" cy="2998913"/>
+                    </a:xfrm>
+                    <a:prstGeom prst="rect">
+                      <a:avLst/>
+                    </a:prstGeom>
+                    <a:noFill/>
+                    <a:ln>
+                      <a:noFill/>
+                    </a:ln>
+                  </pic:spPr>
+                </pic:pic>
+              </a:graphicData>
+            </a:graphic>
+          </wp:inline>
+        </w:drawing>
+      </w:r>
+    </w:p>
+    <w:p>
+      <w:pPr>
+        <w:pStyle w:val="a3"/>
+        <w:ind w:firstLine="0"/>
+        <w:rPr>
+          <w:color w:val="auto"/>
+        </w:rPr>
+      </w:pPr>
     </w:p>
     <w:p>
       <w:pPr>
@@ -6672,6 +7234,112 @@
           <w:color w:val="auto"/>
         </w:rPr>
       </w:pPr>
+      <w:r>
+        <w:rPr>
+          <w:color w:val="auto"/>
+        </w:rPr>
+        <w:t>Рисунок 4 — Экран детального просмотра новости</w:t>
+      </w:r>
+    </w:p>
+    <w:p>
+      <w:pPr>
+        <w:pStyle w:val="a3"/>
+        <w:rPr>
+          <w:color w:val="auto"/>
+        </w:rPr>
+      </w:pPr>
+    </w:p>
+    <w:p>
+      <w:pPr>
+        <w:pStyle w:val="a3"/>
+        <w:rPr>
+          <w:color w:val="auto"/>
+        </w:rPr>
+      </w:pPr>
+      <w:r>
+        <w:rPr>
+          <w:color w:val="auto"/>
+        </w:rPr>
+        <w:t xml:space="preserve">Выделенный блок краткого описания с левой цветовой полосой визуально отделяет вводную часть материала от его основного текста, улучшая восприятие структуры публикации. Горизонтальный список фильтров по категориям на экране ленты новостей реализован через </w:t>
+      </w:r>
+      <w:proofErr w:type="spellStart"/>
+      <w:r>
+        <w:rPr>
+          <w:color w:val="auto"/>
+        </w:rPr>
+        <w:t>FlatList</w:t>
+      </w:r>
+      <w:proofErr w:type="spellEnd"/>
+      <w:r>
+        <w:rPr>
+          <w:color w:val="auto"/>
+        </w:rPr>
+        <w:t xml:space="preserve"> с горизонтальной прокруткой; при выборе категории выполняется повторный GET-запрос к /</w:t>
+      </w:r>
+      <w:proofErr w:type="spellStart"/>
+      <w:r>
+        <w:rPr>
+          <w:color w:val="auto"/>
+        </w:rPr>
+        <w:t>api</w:t>
+      </w:r>
+      <w:proofErr w:type="spellEnd"/>
+      <w:r>
+        <w:rPr>
+          <w:color w:val="auto"/>
+        </w:rPr>
+        <w:t>/</w:t>
+      </w:r>
+      <w:proofErr w:type="spellStart"/>
+      <w:r>
+        <w:rPr>
+          <w:color w:val="auto"/>
+        </w:rPr>
+        <w:t>news</w:t>
+      </w:r>
+      <w:proofErr w:type="spellEnd"/>
+      <w:r>
+        <w:rPr>
+          <w:color w:val="auto"/>
+        </w:rPr>
+        <w:t xml:space="preserve"> с параметром </w:t>
+      </w:r>
+      <w:proofErr w:type="spellStart"/>
+      <w:r>
+        <w:rPr>
+          <w:color w:val="auto"/>
+        </w:rPr>
+        <w:t>categoryId</w:t>
+      </w:r>
+      <w:proofErr w:type="spellEnd"/>
+      <w:r>
+        <w:rPr>
+          <w:color w:val="auto"/>
+        </w:rPr>
+        <w:t>.</w:t>
+      </w:r>
+    </w:p>
+    <w:p>
+      <w:pPr>
+        <w:pStyle w:val="a3"/>
+        <w:rPr>
+          <w:color w:val="auto"/>
+        </w:rPr>
+      </w:pPr>
+      <w:r>
+        <w:rPr>
+          <w:color w:val="auto"/>
+        </w:rPr>
+        <w:t>Вкладка «Ресурсы» отображает каталог образовательных материалов с фильтрацией по категориям и цветовой кодировкой типов: синяя иконка соответствует типу LINK, оранжевая — FILE, зелёная — TEXT. Каждая карточка ресурса содержит иконку типа, заголовок, краткое описание, имя автора и дату добавления, как показано на рисунке 5.</w:t>
+      </w:r>
+    </w:p>
+    <w:p>
+      <w:pPr>
+        <w:pStyle w:val="a3"/>
+        <w:rPr>
+          <w:color w:val="auto"/>
+        </w:rPr>
+      </w:pPr>
     </w:p>
     <w:p>
       <w:pPr>
@@ -6682,112 +7350,6 @@
           <w:color w:val="auto"/>
         </w:rPr>
       </w:pPr>
-      <w:r>
-        <w:rPr>
-          <w:color w:val="auto"/>
-        </w:rPr>
-        <w:t>Рисунок 4 — Экран детального просмотра новости</w:t>
-      </w:r>
-    </w:p>
-    <w:p>
-      <w:pPr>
-        <w:pStyle w:val="a3"/>
-        <w:rPr>
-          <w:color w:val="auto"/>
-        </w:rPr>
-      </w:pPr>
-    </w:p>
-    <w:p>
-      <w:pPr>
-        <w:pStyle w:val="a3"/>
-        <w:rPr>
-          <w:color w:val="auto"/>
-        </w:rPr>
-      </w:pPr>
-      <w:r>
-        <w:rPr>
-          <w:color w:val="auto"/>
-        </w:rPr>
-        <w:t xml:space="preserve">Выделенный блок краткого описания с левой цветовой полосой визуально отделяет вводную часть материала от его основного текста, улучшая восприятие структуры публикации. Горизонтальный список фильтров по категориям на экране ленты новостей реализован через </w:t>
-      </w:r>
-      <w:proofErr w:type="spellStart"/>
-      <w:r>
-        <w:rPr>
-          <w:color w:val="auto"/>
-        </w:rPr>
-        <w:t>FlatList</w:t>
-      </w:r>
-      <w:proofErr w:type="spellEnd"/>
-      <w:r>
-        <w:rPr>
-          <w:color w:val="auto"/>
-        </w:rPr>
-        <w:t xml:space="preserve"> с горизонтальной прокруткой; при выборе категории выполняется повторный GET-запрос к /</w:t>
-      </w:r>
-      <w:proofErr w:type="spellStart"/>
-      <w:r>
-        <w:rPr>
-          <w:color w:val="auto"/>
-        </w:rPr>
-        <w:t>api</w:t>
-      </w:r>
-      <w:proofErr w:type="spellEnd"/>
-      <w:r>
-        <w:rPr>
-          <w:color w:val="auto"/>
-        </w:rPr>
-        <w:t>/</w:t>
-      </w:r>
-      <w:proofErr w:type="spellStart"/>
-      <w:r>
-        <w:rPr>
-          <w:color w:val="auto"/>
-        </w:rPr>
-        <w:t>news</w:t>
-      </w:r>
-      <w:proofErr w:type="spellEnd"/>
-      <w:r>
-        <w:rPr>
-          <w:color w:val="auto"/>
-        </w:rPr>
-        <w:t xml:space="preserve"> с параметром </w:t>
-      </w:r>
-      <w:proofErr w:type="spellStart"/>
-      <w:r>
-        <w:rPr>
-          <w:color w:val="auto"/>
-        </w:rPr>
-        <w:t>categoryId</w:t>
-      </w:r>
-      <w:proofErr w:type="spellEnd"/>
-      <w:r>
-        <w:rPr>
-          <w:color w:val="auto"/>
-        </w:rPr>
-        <w:t>.</w:t>
-      </w:r>
-    </w:p>
-    <w:p>
-      <w:pPr>
-        <w:pStyle w:val="a3"/>
-        <w:rPr>
-          <w:color w:val="auto"/>
-        </w:rPr>
-      </w:pPr>
-      <w:r>
-        <w:rPr>
-          <w:color w:val="auto"/>
-        </w:rPr>
-        <w:t>Вкладка «Ресурсы» отображает каталог образовательных материалов с фильтрацией по категориям и цветовой кодировкой типов: синяя иконка соответствует типу LINK, оранжевая — FILE, зелёная — TEXT. Каждая карточка ресурса содержит иконку типа, заголовок, краткое описание, имя автора и дату добавления, как показано на рисунке 5.</w:t>
-      </w:r>
-    </w:p>
-    <w:p>
-      <w:pPr>
-        <w:pStyle w:val="a3"/>
-        <w:rPr>
-          <w:color w:val="auto"/>
-        </w:rPr>
-      </w:pPr>
     </w:p>
     <w:p>
       <w:pPr>
@@ -6798,12 +7360,6 @@
           <w:color w:val="auto"/>
         </w:rPr>
       </w:pPr>
-      <w:r>
-        <w:rPr>
-          <w:color w:val="auto"/>
-        </w:rPr>
-        <w:t>[СКРИНШОТ]</w:t>
-      </w:r>
     </w:p>
     <w:p>
       <w:pPr>
@@ -6814,6 +7370,61 @@
           <w:color w:val="auto"/>
         </w:rPr>
       </w:pPr>
+      <w:r>
+        <w:rPr>
+          <w:noProof/>
+          <w:color w:val="auto"/>
+        </w:rPr>
+        <w:lastRenderedPageBreak/>
+        <w:drawing>
+          <wp:inline distT="0" distB="0" distL="0" distR="0" wp14:anchorId="0B23D7CE" wp14:editId="68F9C51D">
+            <wp:extent cx="1391733" cy="2960915"/>
+            <wp:effectExtent l="0" t="0" r="0" b="0"/>
+            <wp:docPr id="6" name="Рисунок 6"/>
+            <wp:cNvGraphicFramePr>
+              <a:graphicFrameLocks xmlns:a="http://schemas.openxmlformats.org/drawingml/2006/main" noChangeAspect="1"/>
+            </wp:cNvGraphicFramePr>
+            <a:graphic xmlns:a="http://schemas.openxmlformats.org/drawingml/2006/main">
+              <a:graphicData uri="http://schemas.openxmlformats.org/drawingml/2006/picture">
+                <pic:pic xmlns:pic="http://schemas.openxmlformats.org/drawingml/2006/picture">
+                  <pic:nvPicPr>
+                    <pic:cNvPr id="0" name="Picture 6"/>
+                    <pic:cNvPicPr>
+                      <a:picLocks noChangeAspect="1" noChangeArrowheads="1"/>
+                    </pic:cNvPicPr>
+                  </pic:nvPicPr>
+                  <pic:blipFill>
+                    <a:blip r:embed="rId11" cstate="print">
+                      <a:extLst>
+                        <a:ext uri="{28A0092B-C50C-407E-A947-70E740481C1C}">
+                          <a14:useLocalDpi xmlns:a14="http://schemas.microsoft.com/office/drawing/2010/main" val="0"/>
+                        </a:ext>
+                      </a:extLst>
+                    </a:blip>
+                    <a:srcRect/>
+                    <a:stretch>
+                      <a:fillRect/>
+                    </a:stretch>
+                  </pic:blipFill>
+                  <pic:spPr bwMode="auto">
+                    <a:xfrm>
+                      <a:off x="0" y="0"/>
+                      <a:ext cx="1421195" cy="3023596"/>
+                    </a:xfrm>
+                    <a:prstGeom prst="rect">
+                      <a:avLst/>
+                    </a:prstGeom>
+                    <a:noFill/>
+                    <a:ln>
+                      <a:noFill/>
+                    </a:ln>
+                  </pic:spPr>
+                </pic:pic>
+              </a:graphicData>
+            </a:graphic>
+          </wp:inline>
+        </w:drawing>
+      </w:r>
     </w:p>
     <w:p>
       <w:pPr>
@@ -6824,42 +7435,6 @@
           <w:color w:val="auto"/>
         </w:rPr>
       </w:pPr>
-      <w:r>
-        <w:rPr>
-          <w:color w:val="auto"/>
-        </w:rPr>
-        <w:t>Рисунок 5 — Экран каталога образовательных ресурсов</w:t>
-      </w:r>
-    </w:p>
-    <w:p>
-      <w:pPr>
-        <w:pStyle w:val="a3"/>
-        <w:rPr>
-          <w:color w:val="auto"/>
-        </w:rPr>
-      </w:pPr>
-    </w:p>
-    <w:p>
-      <w:pPr>
-        <w:pStyle w:val="a3"/>
-        <w:rPr>
-          <w:color w:val="auto"/>
-        </w:rPr>
-      </w:pPr>
-      <w:r>
-        <w:rPr>
-          <w:color w:val="auto"/>
-        </w:rPr>
-        <w:t>При переходе к детальному просмотру ресурса пользователю предоставляется доступ к его содержимому в зависимости от типа: кнопка перехода по ссылке, файл для загрузки или текстовое содержимое. Экран детального просмотра образовательного ресурса представлен на рисунке 6.</w:t>
-      </w:r>
-    </w:p>
-    <w:p>
-      <w:pPr>
-        <w:pStyle w:val="a3"/>
-        <w:rPr>
-          <w:color w:val="auto"/>
-        </w:rPr>
-      </w:pPr>
     </w:p>
     <w:p>
       <w:pPr>
@@ -6874,7 +7449,100 @@
         <w:rPr>
           <w:color w:val="auto"/>
         </w:rPr>
-        <w:t>[СКРИНШОТ]</w:t>
+        <w:t>Рисунок 5 — Экран каталога образовательных ресурсов</w:t>
+      </w:r>
+    </w:p>
+    <w:p>
+      <w:pPr>
+        <w:pStyle w:val="a3"/>
+        <w:rPr>
+          <w:color w:val="auto"/>
+        </w:rPr>
+      </w:pPr>
+    </w:p>
+    <w:p>
+      <w:pPr>
+        <w:pStyle w:val="a3"/>
+        <w:rPr>
+          <w:color w:val="auto"/>
+        </w:rPr>
+      </w:pPr>
+      <w:r>
+        <w:rPr>
+          <w:color w:val="auto"/>
+        </w:rPr>
+        <w:t>При переходе к детальному просмотру ресурса пользователю предоставляется доступ к его содержимому в зависимости от типа: кнопка перехода по ссылке, файл для загрузки или текстовое содержимое. Экран детального просмотра образовательного ресурса представлен на рисунке 6.</w:t>
+      </w:r>
+    </w:p>
+    <w:p>
+      <w:pPr>
+        <w:pStyle w:val="a3"/>
+        <w:rPr>
+          <w:color w:val="auto"/>
+        </w:rPr>
+      </w:pPr>
+    </w:p>
+    <w:p>
+      <w:pPr>
+        <w:pStyle w:val="a3"/>
+        <w:jc w:val="center"/>
+        <w:rPr>
+          <w:color w:val="auto"/>
+        </w:rPr>
+      </w:pPr>
+      <w:r>
+        <w:rPr>
+          <w:noProof/>
+          <w:color w:val="auto"/>
+        </w:rPr>
+        <w:drawing>
+          <wp:inline distT="0" distB="0" distL="0" distR="0" wp14:anchorId="7F4FF5DB" wp14:editId="46296A32">
+            <wp:extent cx="1392823" cy="2967135"/>
+            <wp:effectExtent l="0" t="0" r="0" b="5080"/>
+            <wp:docPr id="7" name="Рисунок 7"/>
+            <wp:cNvGraphicFramePr>
+              <a:graphicFrameLocks xmlns:a="http://schemas.openxmlformats.org/drawingml/2006/main" noChangeAspect="1"/>
+            </wp:cNvGraphicFramePr>
+            <a:graphic xmlns:a="http://schemas.openxmlformats.org/drawingml/2006/main">
+              <a:graphicData uri="http://schemas.openxmlformats.org/drawingml/2006/picture">
+                <pic:pic xmlns:pic="http://schemas.openxmlformats.org/drawingml/2006/picture">
+                  <pic:nvPicPr>
+                    <pic:cNvPr id="0" name="Picture 7"/>
+                    <pic:cNvPicPr>
+                      <a:picLocks noChangeAspect="1" noChangeArrowheads="1"/>
+                    </pic:cNvPicPr>
+                  </pic:nvPicPr>
+                  <pic:blipFill>
+                    <a:blip r:embed="rId12" cstate="print">
+                      <a:extLst>
+                        <a:ext uri="{28A0092B-C50C-407E-A947-70E740481C1C}">
+                          <a14:useLocalDpi xmlns:a14="http://schemas.microsoft.com/office/drawing/2010/main" val="0"/>
+                        </a:ext>
+                      </a:extLst>
+                    </a:blip>
+                    <a:srcRect/>
+                    <a:stretch>
+                      <a:fillRect/>
+                    </a:stretch>
+                  </pic:blipFill>
+                  <pic:spPr bwMode="auto">
+                    <a:xfrm>
+                      <a:off x="0" y="0"/>
+                      <a:ext cx="1421876" cy="3029026"/>
+                    </a:xfrm>
+                    <a:prstGeom prst="rect">
+                      <a:avLst/>
+                    </a:prstGeom>
+                    <a:noFill/>
+                    <a:ln>
+                      <a:noFill/>
+                    </a:ln>
+                  </pic:spPr>
+                </pic:pic>
+              </a:graphicData>
+            </a:graphic>
+          </wp:inline>
+        </w:drawing>
       </w:r>
     </w:p>
     <w:p>
@@ -6922,436 +7590,428 @@
         <w:rPr>
           <w:color w:val="auto"/>
         </w:rPr>
+        <w:t>Интерфейс детального просмотра адаптируется к типу ресурса: для LINK отображается кнопка «Открыть ссылку», открывающая URL во встроенном браузере; для FILE — кнопка загрузки; для TEXT — текстовое содержимое, хранящееся непосредственно в базе данных.</w:t>
+      </w:r>
+      <w:r>
+        <w:rPr>
+          <w:noProof/>
+          <w:color w:val="auto"/>
+        </w:rPr>
+        <w:t xml:space="preserve"> </w:t>
+      </w:r>
+    </w:p>
+    <w:p>
+      <w:pPr>
+        <w:pStyle w:val="a3"/>
+        <w:rPr>
+          <w:color w:val="auto"/>
+        </w:rPr>
+      </w:pPr>
+      <w:proofErr w:type="spellStart"/>
+      <w:r>
+        <w:rPr>
+          <w:color w:val="auto"/>
+        </w:rPr>
+        <w:t>Zustand</w:t>
+      </w:r>
+      <w:proofErr w:type="spellEnd"/>
+      <w:r>
+        <w:rPr>
+          <w:color w:val="auto"/>
+        </w:rPr>
+        <w:t xml:space="preserve"> </w:t>
+      </w:r>
+      <w:proofErr w:type="spellStart"/>
+      <w:r>
+        <w:rPr>
+          <w:color w:val="auto"/>
+        </w:rPr>
+        <w:t>store</w:t>
+      </w:r>
+      <w:proofErr w:type="spellEnd"/>
+      <w:r>
+        <w:rPr>
+          <w:color w:val="auto"/>
+        </w:rPr>
+        <w:t xml:space="preserve"> аутентификации хранит объект текущего пользователя (</w:t>
+      </w:r>
+      <w:proofErr w:type="spellStart"/>
+      <w:r>
+        <w:rPr>
+          <w:color w:val="auto"/>
+        </w:rPr>
+        <w:t>id</w:t>
+      </w:r>
+      <w:proofErr w:type="spellEnd"/>
+      <w:r>
+        <w:rPr>
+          <w:color w:val="auto"/>
+        </w:rPr>
+        <w:t xml:space="preserve">, </w:t>
+      </w:r>
+      <w:proofErr w:type="spellStart"/>
+      <w:r>
+        <w:rPr>
+          <w:color w:val="auto"/>
+        </w:rPr>
+        <w:t>fullName</w:t>
+      </w:r>
+      <w:proofErr w:type="spellEnd"/>
+      <w:r>
+        <w:rPr>
+          <w:color w:val="auto"/>
+        </w:rPr>
+        <w:t xml:space="preserve">, </w:t>
+      </w:r>
+      <w:proofErr w:type="spellStart"/>
+      <w:r>
+        <w:rPr>
+          <w:color w:val="auto"/>
+        </w:rPr>
+        <w:t>email</w:t>
+      </w:r>
+      <w:proofErr w:type="spellEnd"/>
+      <w:r>
+        <w:rPr>
+          <w:color w:val="auto"/>
+        </w:rPr>
+        <w:t xml:space="preserve">, </w:t>
+      </w:r>
+      <w:proofErr w:type="spellStart"/>
+      <w:r>
+        <w:rPr>
+          <w:color w:val="auto"/>
+        </w:rPr>
+        <w:t>role</w:t>
+      </w:r>
+      <w:proofErr w:type="spellEnd"/>
+      <w:r>
+        <w:rPr>
+          <w:color w:val="auto"/>
+        </w:rPr>
+        <w:t xml:space="preserve">), флаг загрузки и ссылки на функции логина, выхода и инициализации. При инициализации приложения </w:t>
+      </w:r>
+      <w:proofErr w:type="spellStart"/>
+      <w:r>
+        <w:rPr>
+          <w:color w:val="auto"/>
+        </w:rPr>
+        <w:t>store</w:t>
+      </w:r>
+      <w:proofErr w:type="spellEnd"/>
+      <w:r>
+        <w:rPr>
+          <w:color w:val="auto"/>
+        </w:rPr>
+        <w:t xml:space="preserve"> считывает сохранённые токены из Expo </w:t>
+      </w:r>
+      <w:proofErr w:type="spellStart"/>
+      <w:r>
+        <w:rPr>
+          <w:color w:val="auto"/>
+        </w:rPr>
+        <w:t>SecureStore</w:t>
+      </w:r>
+      <w:proofErr w:type="spellEnd"/>
+      <w:r>
+        <w:rPr>
+          <w:color w:val="auto"/>
+        </w:rPr>
+        <w:t xml:space="preserve"> и, если токен действителен, восстанавливает сессию пользователя без требования повторного ввода учётных данных. Функция выхода очищает </w:t>
+      </w:r>
+      <w:proofErr w:type="spellStart"/>
+      <w:r>
+        <w:rPr>
+          <w:color w:val="auto"/>
+        </w:rPr>
+        <w:t>SecureStore</w:t>
+      </w:r>
+      <w:proofErr w:type="spellEnd"/>
+      <w:r>
+        <w:rPr>
+          <w:color w:val="auto"/>
+        </w:rPr>
+        <w:t xml:space="preserve"> и обнуляет состояние хранилища, после чего навигатор автоматически перенаправляет пользователя на экран входа.</w:t>
+      </w:r>
+    </w:p>
+    <w:p>
+      <w:pPr>
+        <w:pStyle w:val="a3"/>
+        <w:rPr>
+          <w:color w:val="auto"/>
+        </w:rPr>
+      </w:pPr>
+      <w:r>
+        <w:rPr>
+          <w:color w:val="auto"/>
+        </w:rPr>
+        <w:t xml:space="preserve">Модуль сервиса API реализован как набор функций, использующих экземпляр </w:t>
+      </w:r>
+      <w:proofErr w:type="spellStart"/>
+      <w:r>
+        <w:rPr>
+          <w:color w:val="auto"/>
+        </w:rPr>
+        <w:t>Axios</w:t>
+      </w:r>
+      <w:proofErr w:type="spellEnd"/>
+      <w:r>
+        <w:rPr>
+          <w:color w:val="auto"/>
+        </w:rPr>
+        <w:t xml:space="preserve"> с настроенными </w:t>
+      </w:r>
+      <w:proofErr w:type="spellStart"/>
+      <w:r>
+        <w:rPr>
+          <w:color w:val="auto"/>
+        </w:rPr>
+        <w:t>interceptors</w:t>
+      </w:r>
+      <w:proofErr w:type="spellEnd"/>
+      <w:r>
+        <w:rPr>
+          <w:color w:val="auto"/>
+        </w:rPr>
+        <w:t xml:space="preserve">. </w:t>
+      </w:r>
+      <w:proofErr w:type="spellStart"/>
+      <w:r>
+        <w:rPr>
+          <w:color w:val="auto"/>
+        </w:rPr>
+        <w:t>Interceptor</w:t>
+      </w:r>
+      <w:proofErr w:type="spellEnd"/>
+      <w:r>
+        <w:rPr>
+          <w:color w:val="auto"/>
+        </w:rPr>
+        <w:t xml:space="preserve"> запроса автоматически добавляет заголовок </w:t>
+      </w:r>
+      <w:proofErr w:type="spellStart"/>
+      <w:r>
+        <w:rPr>
+          <w:color w:val="auto"/>
+        </w:rPr>
+        <w:t>Authorization</w:t>
+      </w:r>
+      <w:proofErr w:type="spellEnd"/>
+      <w:r>
+        <w:rPr>
+          <w:color w:val="auto"/>
+        </w:rPr>
+        <w:t xml:space="preserve">: </w:t>
+      </w:r>
+      <w:proofErr w:type="spellStart"/>
+      <w:r>
+        <w:rPr>
+          <w:color w:val="auto"/>
+        </w:rPr>
+        <w:t>Bearer</w:t>
+      </w:r>
+      <w:proofErr w:type="spellEnd"/>
+      <w:r>
+        <w:rPr>
+          <w:color w:val="auto"/>
+        </w:rPr>
+        <w:t xml:space="preserve"> &lt;</w:t>
+      </w:r>
+      <w:proofErr w:type="spellStart"/>
+      <w:r>
+        <w:rPr>
+          <w:color w:val="auto"/>
+        </w:rPr>
+        <w:t>token</w:t>
+      </w:r>
+      <w:proofErr w:type="spellEnd"/>
+      <w:r>
+        <w:rPr>
+          <w:color w:val="auto"/>
+        </w:rPr>
+        <w:t xml:space="preserve">&gt; ко всем исходящим запросам, извлекая актуальный access </w:t>
+      </w:r>
+      <w:proofErr w:type="spellStart"/>
+      <w:r>
+        <w:rPr>
+          <w:color w:val="auto"/>
+        </w:rPr>
+        <w:t>token</w:t>
+      </w:r>
+      <w:proofErr w:type="spellEnd"/>
+      <w:r>
+        <w:rPr>
+          <w:color w:val="auto"/>
+        </w:rPr>
+        <w:t xml:space="preserve"> из </w:t>
+      </w:r>
+      <w:proofErr w:type="spellStart"/>
+      <w:r>
+        <w:rPr>
+          <w:color w:val="auto"/>
+        </w:rPr>
+        <w:t>SecureStore</w:t>
+      </w:r>
+      <w:proofErr w:type="spellEnd"/>
+      <w:r>
+        <w:rPr>
+          <w:color w:val="auto"/>
+        </w:rPr>
+        <w:t xml:space="preserve">. </w:t>
+      </w:r>
+      <w:proofErr w:type="spellStart"/>
+      <w:r>
+        <w:rPr>
+          <w:color w:val="auto"/>
+        </w:rPr>
+        <w:t>Interceptor</w:t>
+      </w:r>
+      <w:proofErr w:type="spellEnd"/>
+      <w:r>
+        <w:rPr>
+          <w:color w:val="auto"/>
+        </w:rPr>
+        <w:t xml:space="preserve"> ответа перехватывает ответы со статусом 401 и автоматически выполняет попытку обновления пары токенов через endpoint /</w:t>
+      </w:r>
+      <w:proofErr w:type="spellStart"/>
+      <w:r>
+        <w:rPr>
+          <w:color w:val="auto"/>
+        </w:rPr>
+        <w:t>api</w:t>
+      </w:r>
+      <w:proofErr w:type="spellEnd"/>
+      <w:r>
+        <w:rPr>
+          <w:color w:val="auto"/>
+        </w:rPr>
+        <w:t>/</w:t>
+      </w:r>
+      <w:proofErr w:type="spellStart"/>
+      <w:r>
+        <w:rPr>
+          <w:color w:val="auto"/>
+        </w:rPr>
+        <w:t>auth</w:t>
+      </w:r>
+      <w:proofErr w:type="spellEnd"/>
+      <w:r>
+        <w:rPr>
+          <w:color w:val="auto"/>
+        </w:rPr>
+        <w:t>/</w:t>
+      </w:r>
+      <w:proofErr w:type="spellStart"/>
+      <w:r>
+        <w:rPr>
+          <w:color w:val="auto"/>
+        </w:rPr>
+        <w:t>refresh</w:t>
+      </w:r>
+      <w:proofErr w:type="spellEnd"/>
+      <w:r>
+        <w:rPr>
+          <w:color w:val="auto"/>
+        </w:rPr>
+        <w:t>; при успешном обновлении повторяет исходный запрос с новым токеном; при неудаче — инициирует выход пользователя из системы.</w:t>
+      </w:r>
+      <w:r>
+        <w:rPr>
+          <w:noProof/>
+          <w:color w:val="auto"/>
+        </w:rPr>
+        <w:t xml:space="preserve"> </w:t>
+      </w:r>
+    </w:p>
+    <w:p>
+      <w:pPr>
+        <w:pStyle w:val="a3"/>
+        <w:rPr>
+          <w:color w:val="auto"/>
+        </w:rPr>
+      </w:pPr>
+      <w:r>
+        <w:rPr>
+          <w:color w:val="auto"/>
+        </w:rPr>
+        <w:t xml:space="preserve">Описание ключевых программных модулей начинается с модуля </w:t>
+      </w:r>
+      <w:proofErr w:type="spellStart"/>
+      <w:r>
+        <w:rPr>
+          <w:color w:val="auto"/>
+        </w:rPr>
+        <w:t>NewsListScreen</w:t>
+      </w:r>
+      <w:proofErr w:type="spellEnd"/>
+      <w:r>
+        <w:rPr>
+          <w:color w:val="auto"/>
+        </w:rPr>
+        <w:t xml:space="preserve">, отвечающего за отображение ленты новостей. При монтировании компонента выполняется параллельная загрузка категорий и новостей через соответствующие API-методы; результат загрузки сохраняется в локальном состоянии компонента; при выборе категории фильтрации выполняется повторный запрос к API с параметром </w:t>
+      </w:r>
+      <w:proofErr w:type="spellStart"/>
+      <w:r>
+        <w:rPr>
+          <w:color w:val="auto"/>
+        </w:rPr>
+        <w:t>categoryId</w:t>
+      </w:r>
+      <w:proofErr w:type="spellEnd"/>
+      <w:r>
+        <w:rPr>
+          <w:color w:val="auto"/>
+        </w:rPr>
+        <w:t xml:space="preserve">; список новостей отображается через </w:t>
+      </w:r>
+      <w:proofErr w:type="spellStart"/>
+      <w:r>
+        <w:rPr>
+          <w:color w:val="auto"/>
+        </w:rPr>
+        <w:t>FlatList</w:t>
+      </w:r>
+      <w:proofErr w:type="spellEnd"/>
+      <w:r>
+        <w:rPr>
+          <w:color w:val="auto"/>
+        </w:rPr>
+        <w:t xml:space="preserve"> с поддержкой обновления через </w:t>
+      </w:r>
+      <w:proofErr w:type="spellStart"/>
+      <w:r>
+        <w:rPr>
+          <w:color w:val="auto"/>
+        </w:rPr>
+        <w:t>pull-to-refresh</w:t>
+      </w:r>
+      <w:proofErr w:type="spellEnd"/>
+      <w:r>
+        <w:rPr>
+          <w:color w:val="auto"/>
+        </w:rPr>
+        <w:t xml:space="preserve">. Модуль </w:t>
+      </w:r>
+      <w:proofErr w:type="spellStart"/>
+      <w:r>
+        <w:rPr>
+          <w:color w:val="auto"/>
+        </w:rPr>
+        <w:t>AdminNewsListScreen</w:t>
+      </w:r>
+      <w:proofErr w:type="spellEnd"/>
+      <w:r>
+        <w:rPr>
+          <w:color w:val="auto"/>
+        </w:rPr>
+        <w:t xml:space="preserve">, доступный пользователям с ролью </w:t>
+      </w:r>
+      <w:r>
+        <w:rPr>
+          <w:color w:val="auto"/>
+        </w:rPr>
         <w:lastRenderedPageBreak/>
-        <w:t>Интерфейс детального просмотра адаптируется к типу ресурса: для LINK отображается кнопка «Открыть ссылку», открывающая URL во встроенном браузере; для FILE — кнопка загрузки; для TEXT — текстовое содержимое, хранящееся непосредственно в базе данных.</w:t>
-      </w:r>
-    </w:p>
-    <w:p>
-      <w:pPr>
-        <w:pStyle w:val="a3"/>
-        <w:rPr>
-          <w:color w:val="auto"/>
-        </w:rPr>
-      </w:pPr>
-      <w:proofErr w:type="spellStart"/>
-      <w:r>
-        <w:rPr>
-          <w:color w:val="auto"/>
-        </w:rPr>
-        <w:t>Zustand</w:t>
-      </w:r>
-      <w:proofErr w:type="spellEnd"/>
-      <w:r>
-        <w:rPr>
-          <w:color w:val="auto"/>
-        </w:rPr>
-        <w:t xml:space="preserve"> </w:t>
-      </w:r>
-      <w:proofErr w:type="spellStart"/>
-      <w:r>
-        <w:rPr>
-          <w:color w:val="auto"/>
-        </w:rPr>
-        <w:t>store</w:t>
-      </w:r>
-      <w:proofErr w:type="spellEnd"/>
-      <w:r>
-        <w:rPr>
-          <w:color w:val="auto"/>
-        </w:rPr>
-        <w:t xml:space="preserve"> аутентификации хранит объект текущего пользователя (</w:t>
-      </w:r>
-      <w:proofErr w:type="spellStart"/>
-      <w:r>
-        <w:rPr>
-          <w:color w:val="auto"/>
-        </w:rPr>
-        <w:t>id</w:t>
-      </w:r>
-      <w:proofErr w:type="spellEnd"/>
-      <w:r>
-        <w:rPr>
-          <w:color w:val="auto"/>
-        </w:rPr>
-        <w:t xml:space="preserve">, </w:t>
-      </w:r>
-      <w:proofErr w:type="spellStart"/>
-      <w:r>
-        <w:rPr>
-          <w:color w:val="auto"/>
-        </w:rPr>
-        <w:t>fullName</w:t>
-      </w:r>
-      <w:proofErr w:type="spellEnd"/>
-      <w:r>
-        <w:rPr>
-          <w:color w:val="auto"/>
-        </w:rPr>
-        <w:t xml:space="preserve">, </w:t>
-      </w:r>
-      <w:proofErr w:type="spellStart"/>
-      <w:r>
-        <w:rPr>
-          <w:color w:val="auto"/>
-        </w:rPr>
-        <w:t>email</w:t>
-      </w:r>
-      <w:proofErr w:type="spellEnd"/>
-      <w:r>
-        <w:rPr>
-          <w:color w:val="auto"/>
-        </w:rPr>
-        <w:t xml:space="preserve">, </w:t>
-      </w:r>
-      <w:proofErr w:type="spellStart"/>
-      <w:r>
-        <w:rPr>
-          <w:color w:val="auto"/>
-        </w:rPr>
-        <w:t>role</w:t>
-      </w:r>
-      <w:proofErr w:type="spellEnd"/>
-      <w:r>
-        <w:rPr>
-          <w:color w:val="auto"/>
-        </w:rPr>
-        <w:t xml:space="preserve">), флаг загрузки и ссылки на функции логина, выхода и инициализации. При инициализации приложения </w:t>
-      </w:r>
-      <w:proofErr w:type="spellStart"/>
-      <w:r>
-        <w:rPr>
-          <w:color w:val="auto"/>
-        </w:rPr>
-        <w:t>store</w:t>
-      </w:r>
-      <w:proofErr w:type="spellEnd"/>
-      <w:r>
-        <w:rPr>
-          <w:color w:val="auto"/>
-        </w:rPr>
-        <w:t xml:space="preserve"> считывает сохранённые токены из Expo </w:t>
-      </w:r>
-      <w:proofErr w:type="spellStart"/>
-      <w:r>
-        <w:rPr>
-          <w:color w:val="auto"/>
-        </w:rPr>
-        <w:t>SecureStore</w:t>
-      </w:r>
-      <w:proofErr w:type="spellEnd"/>
-      <w:r>
-        <w:rPr>
-          <w:color w:val="auto"/>
-        </w:rPr>
-        <w:t xml:space="preserve"> и, если токен действителен, восстанавливает сессию пользователя без требования повторного ввода учётных данных. Функция выхода очищает </w:t>
-      </w:r>
-      <w:proofErr w:type="spellStart"/>
-      <w:r>
-        <w:rPr>
-          <w:color w:val="auto"/>
-        </w:rPr>
-        <w:t>SecureStore</w:t>
-      </w:r>
-      <w:proofErr w:type="spellEnd"/>
-      <w:r>
-        <w:rPr>
-          <w:color w:val="auto"/>
-        </w:rPr>
-        <w:t xml:space="preserve"> и обнуляет состояние хранилища, после чего навигатор автоматически перенаправляет пользователя на экран входа.</w:t>
-      </w:r>
-    </w:p>
-    <w:p>
-      <w:pPr>
-        <w:pStyle w:val="a3"/>
-        <w:rPr>
-          <w:color w:val="auto"/>
-        </w:rPr>
-      </w:pPr>
-      <w:r>
-        <w:rPr>
-          <w:color w:val="auto"/>
-        </w:rPr>
-        <w:t xml:space="preserve">Модуль сервиса API реализован как набор функций, использующих экземпляр </w:t>
-      </w:r>
-      <w:proofErr w:type="spellStart"/>
-      <w:r>
-        <w:rPr>
-          <w:color w:val="auto"/>
-        </w:rPr>
-        <w:t>Axios</w:t>
-      </w:r>
-      <w:proofErr w:type="spellEnd"/>
-      <w:r>
-        <w:rPr>
-          <w:color w:val="auto"/>
-        </w:rPr>
-        <w:t xml:space="preserve"> с настроенными </w:t>
-      </w:r>
-      <w:proofErr w:type="spellStart"/>
-      <w:r>
-        <w:rPr>
-          <w:color w:val="auto"/>
-        </w:rPr>
-        <w:t>interceptors</w:t>
-      </w:r>
-      <w:proofErr w:type="spellEnd"/>
-      <w:r>
-        <w:rPr>
-          <w:color w:val="auto"/>
-        </w:rPr>
-        <w:t xml:space="preserve">. </w:t>
-      </w:r>
-      <w:proofErr w:type="spellStart"/>
-      <w:r>
-        <w:rPr>
-          <w:color w:val="auto"/>
-        </w:rPr>
-        <w:t>Interceptor</w:t>
-      </w:r>
-      <w:proofErr w:type="spellEnd"/>
-      <w:r>
-        <w:rPr>
-          <w:color w:val="auto"/>
-        </w:rPr>
-        <w:t xml:space="preserve"> запроса автоматически добавляет заголовок </w:t>
-      </w:r>
-      <w:proofErr w:type="spellStart"/>
-      <w:r>
-        <w:rPr>
-          <w:color w:val="auto"/>
-        </w:rPr>
-        <w:t>Authorization</w:t>
-      </w:r>
-      <w:proofErr w:type="spellEnd"/>
-      <w:r>
-        <w:rPr>
-          <w:color w:val="auto"/>
-        </w:rPr>
-        <w:t xml:space="preserve">: </w:t>
-      </w:r>
-      <w:proofErr w:type="spellStart"/>
-      <w:r>
-        <w:rPr>
-          <w:color w:val="auto"/>
-        </w:rPr>
-        <w:t>Bearer</w:t>
-      </w:r>
-      <w:proofErr w:type="spellEnd"/>
-      <w:r>
-        <w:rPr>
-          <w:color w:val="auto"/>
-        </w:rPr>
-        <w:t xml:space="preserve"> &lt;</w:t>
-      </w:r>
-      <w:proofErr w:type="spellStart"/>
-      <w:r>
-        <w:rPr>
-          <w:color w:val="auto"/>
-        </w:rPr>
-        <w:t>token</w:t>
-      </w:r>
-      <w:proofErr w:type="spellEnd"/>
-      <w:r>
-        <w:rPr>
-          <w:color w:val="auto"/>
-        </w:rPr>
-        <w:t xml:space="preserve">&gt; ко всем исходящим запросам, извлекая актуальный </w:t>
-      </w:r>
-      <w:proofErr w:type="spellStart"/>
-      <w:r>
-        <w:rPr>
-          <w:color w:val="auto"/>
-        </w:rPr>
-        <w:t>access</w:t>
-      </w:r>
-      <w:proofErr w:type="spellEnd"/>
-      <w:r>
-        <w:rPr>
-          <w:color w:val="auto"/>
-        </w:rPr>
-        <w:t xml:space="preserve"> </w:t>
-      </w:r>
-      <w:proofErr w:type="spellStart"/>
-      <w:r>
-        <w:rPr>
-          <w:color w:val="auto"/>
-        </w:rPr>
-        <w:t>token</w:t>
-      </w:r>
-      <w:proofErr w:type="spellEnd"/>
-      <w:r>
-        <w:rPr>
-          <w:color w:val="auto"/>
-        </w:rPr>
-        <w:t xml:space="preserve"> из </w:t>
-      </w:r>
-      <w:proofErr w:type="spellStart"/>
-      <w:r>
-        <w:rPr>
-          <w:color w:val="auto"/>
-        </w:rPr>
-        <w:t>SecureStore</w:t>
-      </w:r>
-      <w:proofErr w:type="spellEnd"/>
-      <w:r>
-        <w:rPr>
-          <w:color w:val="auto"/>
-        </w:rPr>
-        <w:t xml:space="preserve">. </w:t>
-      </w:r>
-      <w:proofErr w:type="spellStart"/>
-      <w:r>
-        <w:rPr>
-          <w:color w:val="auto"/>
-        </w:rPr>
-        <w:t>Interceptor</w:t>
-      </w:r>
-      <w:proofErr w:type="spellEnd"/>
-      <w:r>
-        <w:rPr>
-          <w:color w:val="auto"/>
-        </w:rPr>
-        <w:t xml:space="preserve"> ответа перехватывает ответы со статусом 401 и автоматически выполняет попытку обновления пары токенов через </w:t>
-      </w:r>
-      <w:proofErr w:type="spellStart"/>
-      <w:r>
-        <w:rPr>
-          <w:color w:val="auto"/>
-        </w:rPr>
-        <w:t>endpoint</w:t>
-      </w:r>
-      <w:proofErr w:type="spellEnd"/>
-      <w:r>
-        <w:rPr>
-          <w:color w:val="auto"/>
-        </w:rPr>
-        <w:t xml:space="preserve"> /</w:t>
-      </w:r>
-      <w:proofErr w:type="spellStart"/>
-      <w:r>
-        <w:rPr>
-          <w:color w:val="auto"/>
-        </w:rPr>
-        <w:t>api</w:t>
-      </w:r>
-      <w:proofErr w:type="spellEnd"/>
-      <w:r>
-        <w:rPr>
-          <w:color w:val="auto"/>
-        </w:rPr>
-        <w:t>/</w:t>
-      </w:r>
-      <w:proofErr w:type="spellStart"/>
-      <w:r>
-        <w:rPr>
-          <w:color w:val="auto"/>
-        </w:rPr>
-        <w:t>auth</w:t>
-      </w:r>
-      <w:proofErr w:type="spellEnd"/>
-      <w:r>
-        <w:rPr>
-          <w:color w:val="auto"/>
-        </w:rPr>
-        <w:t>/</w:t>
-      </w:r>
-      <w:proofErr w:type="spellStart"/>
-      <w:r>
-        <w:rPr>
-          <w:color w:val="auto"/>
-        </w:rPr>
-        <w:t>refresh</w:t>
-      </w:r>
-      <w:proofErr w:type="spellEnd"/>
-      <w:r>
-        <w:rPr>
-          <w:color w:val="auto"/>
-        </w:rPr>
-        <w:t>; при успешном обновлении повторяет исходный запрос с новым токеном; при неудаче — инициирует выход пользователя из системы.</w:t>
-      </w:r>
-    </w:p>
-    <w:p>
-      <w:pPr>
-        <w:pStyle w:val="a3"/>
-        <w:rPr>
-          <w:color w:val="auto"/>
-        </w:rPr>
-      </w:pPr>
-      <w:r>
-        <w:rPr>
-          <w:color w:val="auto"/>
-        </w:rPr>
-        <w:t xml:space="preserve">Описание ключевых программных модулей начинается с модуля </w:t>
-      </w:r>
-      <w:proofErr w:type="spellStart"/>
-      <w:r>
-        <w:rPr>
-          <w:color w:val="auto"/>
-        </w:rPr>
-        <w:t>NewsListScreen</w:t>
-      </w:r>
-      <w:proofErr w:type="spellEnd"/>
-      <w:r>
-        <w:rPr>
-          <w:color w:val="auto"/>
-        </w:rPr>
-        <w:t xml:space="preserve">, отвечающего за отображение ленты новостей. При монтировании компонента выполняется параллельная загрузка категорий и новостей через соответствующие API-методы; результат загрузки сохраняется в локальном состоянии компонента; при выборе категории фильтрации выполняется повторный запрос к API с параметром </w:t>
-      </w:r>
-      <w:proofErr w:type="spellStart"/>
-      <w:r>
-        <w:rPr>
-          <w:color w:val="auto"/>
-        </w:rPr>
-        <w:t>categoryId</w:t>
-      </w:r>
-      <w:proofErr w:type="spellEnd"/>
-      <w:r>
-        <w:rPr>
-          <w:color w:val="auto"/>
-        </w:rPr>
-        <w:t xml:space="preserve">; список новостей отображается через </w:t>
-      </w:r>
-      <w:proofErr w:type="spellStart"/>
-      <w:r>
-        <w:rPr>
-          <w:color w:val="auto"/>
-        </w:rPr>
-        <w:t>FlatList</w:t>
-      </w:r>
-      <w:proofErr w:type="spellEnd"/>
-      <w:r>
-        <w:rPr>
-          <w:color w:val="auto"/>
-        </w:rPr>
-        <w:t xml:space="preserve"> с поддержкой обновления через </w:t>
-      </w:r>
-      <w:proofErr w:type="spellStart"/>
-      <w:r>
-        <w:rPr>
-          <w:color w:val="auto"/>
-        </w:rPr>
-        <w:t>pull-to-refresh</w:t>
-      </w:r>
-      <w:proofErr w:type="spellEnd"/>
-      <w:r>
-        <w:rPr>
-          <w:color w:val="auto"/>
-        </w:rPr>
-        <w:t xml:space="preserve">. Модуль </w:t>
-      </w:r>
-      <w:proofErr w:type="spellStart"/>
-      <w:r>
-        <w:rPr>
-          <w:color w:val="auto"/>
-        </w:rPr>
-        <w:t>AdminNewsListScreen</w:t>
-      </w:r>
-      <w:proofErr w:type="spellEnd"/>
-      <w:r>
-        <w:rPr>
-          <w:color w:val="auto"/>
-        </w:rPr>
-        <w:t>, доступный пользователям с ролью ADMIN, отображает полный список новостей включая неопубликованные черновики, что отражено на рисунке 7.</w:t>
+        <w:t>ADMIN, отображает полный список новостей включая неопубликованные черновики, что отражено на рисунке 7.</w:t>
       </w:r>
     </w:p>
     <w:p>
@@ -7373,9 +8033,57 @@
       </w:pPr>
       <w:r>
         <w:rPr>
-          <w:color w:val="auto"/>
-        </w:rPr>
-        <w:t>[СКРИНШОТ]</w:t>
+          <w:noProof/>
+          <w:color w:val="auto"/>
+        </w:rPr>
+        <w:drawing>
+          <wp:inline distT="0" distB="0" distL="0" distR="0" wp14:anchorId="381882CB" wp14:editId="1F5E84FB">
+            <wp:extent cx="1385886" cy="2948474"/>
+            <wp:effectExtent l="0" t="0" r="5080" b="4445"/>
+            <wp:docPr id="9" name="Рисунок 9"/>
+            <wp:cNvGraphicFramePr>
+              <a:graphicFrameLocks xmlns:a="http://schemas.openxmlformats.org/drawingml/2006/main" noChangeAspect="1"/>
+            </wp:cNvGraphicFramePr>
+            <a:graphic xmlns:a="http://schemas.openxmlformats.org/drawingml/2006/main">
+              <a:graphicData uri="http://schemas.openxmlformats.org/drawingml/2006/picture">
+                <pic:pic xmlns:pic="http://schemas.openxmlformats.org/drawingml/2006/picture">
+                  <pic:nvPicPr>
+                    <pic:cNvPr id="0" name="Picture 9"/>
+                    <pic:cNvPicPr>
+                      <a:picLocks noChangeAspect="1" noChangeArrowheads="1"/>
+                    </pic:cNvPicPr>
+                  </pic:nvPicPr>
+                  <pic:blipFill>
+                    <a:blip r:embed="rId13" cstate="print">
+                      <a:extLst>
+                        <a:ext uri="{28A0092B-C50C-407E-A947-70E740481C1C}">
+                          <a14:useLocalDpi xmlns:a14="http://schemas.microsoft.com/office/drawing/2010/main" val="0"/>
+                        </a:ext>
+                      </a:extLst>
+                    </a:blip>
+                    <a:srcRect/>
+                    <a:stretch>
+                      <a:fillRect/>
+                    </a:stretch>
+                  </pic:blipFill>
+                  <pic:spPr bwMode="auto">
+                    <a:xfrm>
+                      <a:off x="0" y="0"/>
+                      <a:ext cx="1416446" cy="3013490"/>
+                    </a:xfrm>
+                    <a:prstGeom prst="rect">
+                      <a:avLst/>
+                    </a:prstGeom>
+                    <a:noFill/>
+                    <a:ln>
+                      <a:noFill/>
+                    </a:ln>
+                  </pic:spPr>
+                </pic:pic>
+              </a:graphicData>
+            </a:graphic>
+          </wp:inline>
+        </w:drawing>
       </w:r>
     </w:p>
     <w:p>
@@ -7457,14 +8165,6 @@
     <w:p>
       <w:pPr>
         <w:pStyle w:val="a3"/>
-        <w:rPr>
-          <w:color w:val="auto"/>
-        </w:rPr>
-      </w:pPr>
-    </w:p>
-    <w:p>
-      <w:pPr>
-        <w:pStyle w:val="a3"/>
         <w:ind w:firstLine="0"/>
         <w:jc w:val="center"/>
         <w:rPr>
@@ -7473,9 +8173,58 @@
       </w:pPr>
       <w:r>
         <w:rPr>
-          <w:color w:val="auto"/>
-        </w:rPr>
-        <w:t>[СКРИНШОТ]</w:t>
+          <w:noProof/>
+          <w:color w:val="auto"/>
+        </w:rPr>
+        <w:lastRenderedPageBreak/>
+        <w:drawing>
+          <wp:inline distT="0" distB="0" distL="0" distR="0" wp14:anchorId="7D14751F" wp14:editId="14DE306F">
+            <wp:extent cx="1387151" cy="2925954"/>
+            <wp:effectExtent l="0" t="0" r="3810" b="8255"/>
+            <wp:docPr id="12" name="Рисунок 12"/>
+            <wp:cNvGraphicFramePr>
+              <a:graphicFrameLocks xmlns:a="http://schemas.openxmlformats.org/drawingml/2006/main" noChangeAspect="1"/>
+            </wp:cNvGraphicFramePr>
+            <a:graphic xmlns:a="http://schemas.openxmlformats.org/drawingml/2006/main">
+              <a:graphicData uri="http://schemas.openxmlformats.org/drawingml/2006/picture">
+                <pic:pic xmlns:pic="http://schemas.openxmlformats.org/drawingml/2006/picture">
+                  <pic:nvPicPr>
+                    <pic:cNvPr id="0" name="Picture 10"/>
+                    <pic:cNvPicPr>
+                      <a:picLocks noChangeAspect="1" noChangeArrowheads="1"/>
+                    </pic:cNvPicPr>
+                  </pic:nvPicPr>
+                  <pic:blipFill>
+                    <a:blip r:embed="rId14" cstate="print">
+                      <a:extLst>
+                        <a:ext uri="{28A0092B-C50C-407E-A947-70E740481C1C}">
+                          <a14:useLocalDpi xmlns:a14="http://schemas.microsoft.com/office/drawing/2010/main" val="0"/>
+                        </a:ext>
+                      </a:extLst>
+                    </a:blip>
+                    <a:srcRect/>
+                    <a:stretch>
+                      <a:fillRect/>
+                    </a:stretch>
+                  </pic:blipFill>
+                  <pic:spPr bwMode="auto">
+                    <a:xfrm>
+                      <a:off x="0" y="0"/>
+                      <a:ext cx="1422626" cy="3000782"/>
+                    </a:xfrm>
+                    <a:prstGeom prst="rect">
+                      <a:avLst/>
+                    </a:prstGeom>
+                    <a:noFill/>
+                    <a:ln>
+                      <a:noFill/>
+                    </a:ln>
+                  </pic:spPr>
+                </pic:pic>
+              </a:graphicData>
+            </a:graphic>
+          </wp:inline>
+        </w:drawing>
       </w:r>
     </w:p>
     <w:p>
@@ -7557,6 +8306,7 @@
     <w:p>
       <w:pPr>
         <w:pStyle w:val="a3"/>
+        <w:ind w:firstLine="0"/>
         <w:rPr>
           <w:color w:val="auto"/>
         </w:rPr>
@@ -7568,14 +8318,71 @@
         <w:ind w:firstLine="0"/>
         <w:jc w:val="center"/>
         <w:rPr>
-          <w:color w:val="auto"/>
-        </w:rPr>
-      </w:pPr>
-      <w:r>
-        <w:rPr>
-          <w:color w:val="auto"/>
-        </w:rPr>
-        <w:t>[СКРИНШОТ]</w:t>
+          <w:noProof/>
+          <w:color w:val="auto"/>
+        </w:rPr>
+      </w:pPr>
+      <w:r>
+        <w:rPr>
+          <w:noProof/>
+          <w:color w:val="auto"/>
+        </w:rPr>
+        <w:lastRenderedPageBreak/>
+        <w:t xml:space="preserve"> </w:t>
+      </w:r>
+      <w:r>
+        <w:rPr>
+          <w:noProof/>
+          <w:color w:val="auto"/>
+        </w:rPr>
+        <w:drawing>
+          <wp:inline distT="0" distB="0" distL="0" distR="0" wp14:anchorId="3709413C" wp14:editId="31E53DC8">
+            <wp:extent cx="1342035" cy="2842727"/>
+            <wp:effectExtent l="0" t="0" r="0" b="0"/>
+            <wp:docPr id="13" name="Рисунок 13"/>
+            <wp:cNvGraphicFramePr>
+              <a:graphicFrameLocks xmlns:a="http://schemas.openxmlformats.org/drawingml/2006/main" noChangeAspect="1"/>
+            </wp:cNvGraphicFramePr>
+            <a:graphic xmlns:a="http://schemas.openxmlformats.org/drawingml/2006/main">
+              <a:graphicData uri="http://schemas.openxmlformats.org/drawingml/2006/picture">
+                <pic:pic xmlns:pic="http://schemas.openxmlformats.org/drawingml/2006/picture">
+                  <pic:nvPicPr>
+                    <pic:cNvPr id="0" name="Picture 11"/>
+                    <pic:cNvPicPr>
+                      <a:picLocks noChangeAspect="1" noChangeArrowheads="1"/>
+                    </pic:cNvPicPr>
+                  </pic:nvPicPr>
+                  <pic:blipFill>
+                    <a:blip r:embed="rId15" cstate="print">
+                      <a:extLst>
+                        <a:ext uri="{28A0092B-C50C-407E-A947-70E740481C1C}">
+                          <a14:useLocalDpi xmlns:a14="http://schemas.microsoft.com/office/drawing/2010/main" val="0"/>
+                        </a:ext>
+                      </a:extLst>
+                    </a:blip>
+                    <a:srcRect/>
+                    <a:stretch>
+                      <a:fillRect/>
+                    </a:stretch>
+                  </pic:blipFill>
+                  <pic:spPr bwMode="auto">
+                    <a:xfrm>
+                      <a:off x="0" y="0"/>
+                      <a:ext cx="1377718" cy="2918312"/>
+                    </a:xfrm>
+                    <a:prstGeom prst="rect">
+                      <a:avLst/>
+                    </a:prstGeom>
+                    <a:noFill/>
+                    <a:ln>
+                      <a:noFill/>
+                    </a:ln>
+                  </pic:spPr>
+                </pic:pic>
+              </a:graphicData>
+            </a:graphic>
+          </wp:inline>
+        </w:drawing>
       </w:r>
     </w:p>
     <w:p>
@@ -7645,9 +8452,57 @@
       </w:pPr>
       <w:r>
         <w:rPr>
-          <w:color w:val="auto"/>
-        </w:rPr>
-        <w:t>[СКРИНШОТ]</w:t>
+          <w:noProof/>
+          <w:color w:val="auto"/>
+        </w:rPr>
+        <w:drawing>
+          <wp:inline distT="0" distB="0" distL="0" distR="0" wp14:anchorId="42379466" wp14:editId="6944E398">
+            <wp:extent cx="1325421" cy="2811624"/>
+            <wp:effectExtent l="0" t="0" r="8255" b="8255"/>
+            <wp:docPr id="14" name="Рисунок 14"/>
+            <wp:cNvGraphicFramePr>
+              <a:graphicFrameLocks xmlns:a="http://schemas.openxmlformats.org/drawingml/2006/main" noChangeAspect="1"/>
+            </wp:cNvGraphicFramePr>
+            <a:graphic xmlns:a="http://schemas.openxmlformats.org/drawingml/2006/main">
+              <a:graphicData uri="http://schemas.openxmlformats.org/drawingml/2006/picture">
+                <pic:pic xmlns:pic="http://schemas.openxmlformats.org/drawingml/2006/picture">
+                  <pic:nvPicPr>
+                    <pic:cNvPr id="0" name="Picture 12"/>
+                    <pic:cNvPicPr>
+                      <a:picLocks noChangeAspect="1" noChangeArrowheads="1"/>
+                    </pic:cNvPicPr>
+                  </pic:nvPicPr>
+                  <pic:blipFill>
+                    <a:blip r:embed="rId16" cstate="print">
+                      <a:extLst>
+                        <a:ext uri="{28A0092B-C50C-407E-A947-70E740481C1C}">
+                          <a14:useLocalDpi xmlns:a14="http://schemas.microsoft.com/office/drawing/2010/main" val="0"/>
+                        </a:ext>
+                      </a:extLst>
+                    </a:blip>
+                    <a:srcRect/>
+                    <a:stretch>
+                      <a:fillRect/>
+                    </a:stretch>
+                  </pic:blipFill>
+                  <pic:spPr bwMode="auto">
+                    <a:xfrm>
+                      <a:off x="0" y="0"/>
+                      <a:ext cx="1340408" cy="2843415"/>
+                    </a:xfrm>
+                    <a:prstGeom prst="rect">
+                      <a:avLst/>
+                    </a:prstGeom>
+                    <a:noFill/>
+                    <a:ln>
+                      <a:noFill/>
+                    </a:ln>
+                  </pic:spPr>
+                </pic:pic>
+              </a:graphicData>
+            </a:graphic>
+          </wp:inline>
+        </w:drawing>
       </w:r>
     </w:p>
     <w:p>
@@ -7719,9 +8574,57 @@
       </w:pPr>
       <w:r>
         <w:rPr>
-          <w:color w:val="auto"/>
-        </w:rPr>
-        <w:t>[СКРИНШОТ]</w:t>
+          <w:noProof/>
+          <w:color w:val="auto"/>
+        </w:rPr>
+        <w:drawing>
+          <wp:inline distT="0" distB="0" distL="0" distR="0" wp14:anchorId="6EADA496" wp14:editId="2E709F5B">
+            <wp:extent cx="1635967" cy="3480523"/>
+            <wp:effectExtent l="0" t="0" r="2540" b="5715"/>
+            <wp:docPr id="15" name="Рисунок 15"/>
+            <wp:cNvGraphicFramePr>
+              <a:graphicFrameLocks xmlns:a="http://schemas.openxmlformats.org/drawingml/2006/main" noChangeAspect="1"/>
+            </wp:cNvGraphicFramePr>
+            <a:graphic xmlns:a="http://schemas.openxmlformats.org/drawingml/2006/main">
+              <a:graphicData uri="http://schemas.openxmlformats.org/drawingml/2006/picture">
+                <pic:pic xmlns:pic="http://schemas.openxmlformats.org/drawingml/2006/picture">
+                  <pic:nvPicPr>
+                    <pic:cNvPr id="0" name="Picture 13"/>
+                    <pic:cNvPicPr>
+                      <a:picLocks noChangeAspect="1" noChangeArrowheads="1"/>
+                    </pic:cNvPicPr>
+                  </pic:nvPicPr>
+                  <pic:blipFill>
+                    <a:blip r:embed="rId17" cstate="print">
+                      <a:extLst>
+                        <a:ext uri="{28A0092B-C50C-407E-A947-70E740481C1C}">
+                          <a14:useLocalDpi xmlns:a14="http://schemas.microsoft.com/office/drawing/2010/main" val="0"/>
+                        </a:ext>
+                      </a:extLst>
+                    </a:blip>
+                    <a:srcRect/>
+                    <a:stretch>
+                      <a:fillRect/>
+                    </a:stretch>
+                  </pic:blipFill>
+                  <pic:spPr bwMode="auto">
+                    <a:xfrm>
+                      <a:off x="0" y="0"/>
+                      <a:ext cx="1653487" cy="3517797"/>
+                    </a:xfrm>
+                    <a:prstGeom prst="rect">
+                      <a:avLst/>
+                    </a:prstGeom>
+                    <a:noFill/>
+                    <a:ln>
+                      <a:noFill/>
+                    </a:ln>
+                  </pic:spPr>
+                </pic:pic>
+              </a:graphicData>
+            </a:graphic>
+          </wp:inline>
+        </w:drawing>
       </w:r>
     </w:p>
     <w:p>
@@ -7775,14 +8678,6 @@
     <w:p>
       <w:pPr>
         <w:pStyle w:val="a3"/>
-        <w:rPr>
-          <w:color w:val="auto"/>
-        </w:rPr>
-      </w:pPr>
-    </w:p>
-    <w:p>
-      <w:pPr>
-        <w:pStyle w:val="a3"/>
         <w:outlineLvl w:val="1"/>
         <w:rPr>
           <w:b/>
@@ -7790,7 +8685,7 @@
           <w:color w:val="auto"/>
         </w:rPr>
       </w:pPr>
-      <w:bookmarkStart w:id="11" w:name="_Toc229841573"/>
+      <w:bookmarkStart w:id="12" w:name="_Toc229928833"/>
       <w:r>
         <w:rPr>
           <w:b/>
@@ -7800,7 +8695,7 @@
         <w:lastRenderedPageBreak/>
         <w:t>2.3 Технологическое обеспечение задачи</w:t>
       </w:r>
-      <w:bookmarkEnd w:id="11"/>
+      <w:bookmarkEnd w:id="12"/>
     </w:p>
     <w:p>
       <w:pPr>
@@ -8094,14 +8989,28 @@
         <w:rPr>
           <w:color w:val="auto"/>
         </w:rPr>
-        <w:t>, генерирует пару токенов (</w:t>
-      </w:r>
-      <w:proofErr w:type="spellStart"/>
-      <w:r>
-        <w:rPr>
-          <w:color w:val="auto"/>
-        </w:rPr>
-        <w:t>access</w:t>
+        <w:t xml:space="preserve">, генерирует пару токенов (access </w:t>
+      </w:r>
+      <w:proofErr w:type="spellStart"/>
+      <w:r>
+        <w:rPr>
+          <w:color w:val="auto"/>
+        </w:rPr>
+        <w:t>token</w:t>
+      </w:r>
+      <w:proofErr w:type="spellEnd"/>
+      <w:r>
+        <w:rPr>
+          <w:color w:val="auto"/>
+        </w:rPr>
+        <w:t xml:space="preserve"> с временем жизни 24 часа, </w:t>
+      </w:r>
+      <w:proofErr w:type="spellStart"/>
+      <w:r>
+        <w:rPr>
+          <w:color w:val="auto"/>
+        </w:rPr>
+        <w:t>refresh</w:t>
       </w:r>
       <w:proofErr w:type="spellEnd"/>
       <w:r>
@@ -8122,14 +9031,84 @@
         <w:rPr>
           <w:color w:val="auto"/>
         </w:rPr>
-        <w:t xml:space="preserve"> с временем жизни 24 часа, </w:t>
-      </w:r>
-      <w:proofErr w:type="spellStart"/>
-      <w:r>
-        <w:rPr>
-          <w:color w:val="auto"/>
-        </w:rPr>
-        <w:t>refresh</w:t>
+        <w:t xml:space="preserve"> с временем жизни 7 суток) посредством библиотеки </w:t>
+      </w:r>
+      <w:proofErr w:type="spellStart"/>
+      <w:r>
+        <w:rPr>
+          <w:color w:val="auto"/>
+        </w:rPr>
+        <w:t>jsonwebtoken</w:t>
+      </w:r>
+      <w:proofErr w:type="spellEnd"/>
+      <w:r>
+        <w:rPr>
+          <w:color w:val="auto"/>
+        </w:rPr>
+        <w:t xml:space="preserve"> и возвращает их клиенту вместе с объектом пользователя. Мобильный клиент сохраняет полученные токены в Expo </w:t>
+      </w:r>
+      <w:proofErr w:type="spellStart"/>
+      <w:r>
+        <w:rPr>
+          <w:color w:val="auto"/>
+        </w:rPr>
+        <w:t>SecureStore</w:t>
+      </w:r>
+      <w:proofErr w:type="spellEnd"/>
+      <w:r>
+        <w:rPr>
+          <w:color w:val="auto"/>
+        </w:rPr>
+        <w:t xml:space="preserve"> — защищённом хранилище, использующем </w:t>
+      </w:r>
+      <w:proofErr w:type="spellStart"/>
+      <w:r>
+        <w:rPr>
+          <w:color w:val="auto"/>
+        </w:rPr>
+        <w:t>Keychain</w:t>
+      </w:r>
+      <w:proofErr w:type="spellEnd"/>
+      <w:r>
+        <w:rPr>
+          <w:color w:val="auto"/>
+        </w:rPr>
+        <w:t xml:space="preserve"> (</w:t>
+      </w:r>
+      <w:proofErr w:type="spellStart"/>
+      <w:r>
+        <w:rPr>
+          <w:color w:val="auto"/>
+        </w:rPr>
+        <w:t>iOS</w:t>
+      </w:r>
+      <w:proofErr w:type="spellEnd"/>
+      <w:r>
+        <w:rPr>
+          <w:color w:val="auto"/>
+        </w:rPr>
+        <w:t xml:space="preserve">) или </w:t>
+      </w:r>
+      <w:proofErr w:type="spellStart"/>
+      <w:r>
+        <w:rPr>
+          <w:color w:val="auto"/>
+        </w:rPr>
+        <w:t>Keystore</w:t>
+      </w:r>
+      <w:proofErr w:type="spellEnd"/>
+      <w:r>
+        <w:rPr>
+          <w:color w:val="auto"/>
+        </w:rPr>
+        <w:t xml:space="preserve"> (Android) для шифрования данных на уровне операционной системы. После завершения инициализации пользователь оказывается на главном экране приложения, отражённом на рисунке 2, набор вкладок которого варьируется в зависимости от присвоенной роли. Пользователям с ролью ADMIN на главном экране отображается дополнительная вкладка «Управление», недоступная ролям TEACHER и STUDENT, что реализует разграничение пользовательского интерфейса в соответствии с уровнем прав. Этот механизм опирается на значение роли, хранящееся в </w:t>
+      </w:r>
+      <w:proofErr w:type="spellStart"/>
+      <w:r>
+        <w:rPr>
+          <w:color w:val="auto"/>
+        </w:rPr>
+        <w:t>Zustand</w:t>
       </w:r>
       <w:proofErr w:type="spellEnd"/>
       <w:r>
@@ -8143,77 +9122,105 @@
         <w:rPr>
           <w:color w:val="auto"/>
         </w:rPr>
-        <w:t>token</w:t>
-      </w:r>
-      <w:proofErr w:type="spellEnd"/>
-      <w:r>
-        <w:rPr>
-          <w:color w:val="auto"/>
-        </w:rPr>
-        <w:t xml:space="preserve"> с временем жизни 7 суток) посредством библиотеки </w:t>
-      </w:r>
-      <w:proofErr w:type="spellStart"/>
-      <w:r>
-        <w:rPr>
-          <w:color w:val="auto"/>
-        </w:rPr>
-        <w:t>jsonwebtoken</w:t>
-      </w:r>
-      <w:proofErr w:type="spellEnd"/>
-      <w:r>
-        <w:rPr>
-          <w:color w:val="auto"/>
-        </w:rPr>
-        <w:t xml:space="preserve"> и возвращает их клиенту вместе с объектом пользователя. Мобильный клиент сохраняет полученные токены в Expo </w:t>
-      </w:r>
-      <w:proofErr w:type="spellStart"/>
-      <w:r>
-        <w:rPr>
-          <w:color w:val="auto"/>
-        </w:rPr>
-        <w:t>SecureStore</w:t>
-      </w:r>
-      <w:proofErr w:type="spellEnd"/>
-      <w:r>
-        <w:rPr>
-          <w:color w:val="auto"/>
-        </w:rPr>
-        <w:t xml:space="preserve"> — защищённом хранилище, использующем </w:t>
-      </w:r>
-      <w:proofErr w:type="spellStart"/>
-      <w:r>
-        <w:rPr>
-          <w:color w:val="auto"/>
-        </w:rPr>
-        <w:t>Keychain</w:t>
-      </w:r>
-      <w:proofErr w:type="spellEnd"/>
-      <w:r>
-        <w:rPr>
-          <w:color w:val="auto"/>
-        </w:rPr>
-        <w:t xml:space="preserve"> (iOS) или </w:t>
-      </w:r>
-      <w:proofErr w:type="spellStart"/>
-      <w:r>
-        <w:rPr>
-          <w:color w:val="auto"/>
-        </w:rPr>
-        <w:t>Keystore</w:t>
-      </w:r>
-      <w:proofErr w:type="spellEnd"/>
-      <w:r>
-        <w:rPr>
-          <w:color w:val="auto"/>
-        </w:rPr>
-        <w:t xml:space="preserve"> (Android) для шифрования данных на уровне операционной системы. После завершения инициализации пользователь оказывается на главном экране приложения, отражённом на рисунке 2, набор вкладок которого варьируется в зависимости от присвоенной роли. Пользователям с ролью ADMIN на главном экране отображается дополнительная вкладка «Управление», недоступная ролям TEACHER и STUDENT, что реализует разграничение пользовательского интерфейса в соответствии с уровнем прав. Этот механизм опирается на значение роли, хранящееся в </w:t>
-      </w:r>
-      <w:proofErr w:type="spellStart"/>
-      <w:r>
-        <w:rPr>
-          <w:color w:val="auto"/>
-        </w:rPr>
-        <w:t>Zustand</w:t>
+        <w:t>store</w:t>
+      </w:r>
+      <w:proofErr w:type="spellEnd"/>
+      <w:r>
+        <w:rPr>
+          <w:color w:val="auto"/>
+        </w:rPr>
+        <w:t>, и применяется на стороне клиента исключительно для улучшения пользовательского опыта: основная защита обеспечивается на уровне серверного API через middleware авторизации.</w:t>
+      </w:r>
+    </w:p>
+    <w:p>
+      <w:pPr>
+        <w:pStyle w:val="a3"/>
+        <w:rPr>
+          <w:color w:val="auto"/>
+        </w:rPr>
+      </w:pPr>
+      <w:r>
+        <w:rPr>
+          <w:color w:val="auto"/>
+        </w:rPr>
+        <w:t>Технологический процесс публикации новости инициируется администратором на экране создания или редактирования новости, форма которого представлена на рисунке 8. В форме заполняются обязательные поля: заголовок, краткое описание и полный текст публикации; опционально выбирается категория из выпадающего списка и указывается URL изображения. После нажатия кнопки сохранения мобильный клиент выполняет POST-запрос к /</w:t>
+      </w:r>
+      <w:proofErr w:type="spellStart"/>
+      <w:r>
+        <w:rPr>
+          <w:color w:val="auto"/>
+        </w:rPr>
+        <w:t>api</w:t>
+      </w:r>
+      <w:proofErr w:type="spellEnd"/>
+      <w:r>
+        <w:rPr>
+          <w:color w:val="auto"/>
+        </w:rPr>
+        <w:t>/</w:t>
+      </w:r>
+      <w:proofErr w:type="spellStart"/>
+      <w:r>
+        <w:rPr>
+          <w:color w:val="auto"/>
+        </w:rPr>
+        <w:t>news</w:t>
+      </w:r>
+      <w:proofErr w:type="spellEnd"/>
+      <w:r>
+        <w:rPr>
+          <w:color w:val="auto"/>
+        </w:rPr>
+        <w:t xml:space="preserve"> (при создании) или PUT-запрос к /</w:t>
+      </w:r>
+      <w:proofErr w:type="spellStart"/>
+      <w:r>
+        <w:rPr>
+          <w:color w:val="auto"/>
+        </w:rPr>
+        <w:t>api</w:t>
+      </w:r>
+      <w:proofErr w:type="spellEnd"/>
+      <w:r>
+        <w:rPr>
+          <w:color w:val="auto"/>
+        </w:rPr>
+        <w:t>/</w:t>
+      </w:r>
+      <w:proofErr w:type="spellStart"/>
+      <w:r>
+        <w:rPr>
+          <w:color w:val="auto"/>
+        </w:rPr>
+        <w:t>news</w:t>
+      </w:r>
+      <w:proofErr w:type="spellEnd"/>
+      <w:r>
+        <w:rPr>
+          <w:color w:val="auto"/>
+        </w:rPr>
+        <w:t>/:</w:t>
+      </w:r>
+      <w:proofErr w:type="spellStart"/>
+      <w:r>
+        <w:rPr>
+          <w:color w:val="auto"/>
+        </w:rPr>
+        <w:t>id</w:t>
+      </w:r>
+      <w:proofErr w:type="spellEnd"/>
+      <w:r>
+        <w:rPr>
+          <w:color w:val="auto"/>
+        </w:rPr>
+        <w:t xml:space="preserve"> (при редактировании) с данными новости в теле запроса. </w:t>
+      </w:r>
+      <w:proofErr w:type="spellStart"/>
+      <w:r>
+        <w:rPr>
+          <w:color w:val="auto"/>
+        </w:rPr>
+        <w:t>Middleware</w:t>
       </w:r>
       <w:proofErr w:type="spellEnd"/>
       <w:r>
@@ -8227,104 +9234,6 @@
         <w:rPr>
           <w:color w:val="auto"/>
         </w:rPr>
-        <w:t>store</w:t>
-      </w:r>
-      <w:proofErr w:type="spellEnd"/>
-      <w:r>
-        <w:rPr>
-          <w:color w:val="auto"/>
-        </w:rPr>
-        <w:t>, и применяется на стороне клиента исключительно для улучшения пользовательского опыта: основная защита обеспечивается на уровне серверного API через middleware авторизации.</w:t>
-      </w:r>
-    </w:p>
-    <w:p>
-      <w:pPr>
-        <w:pStyle w:val="a3"/>
-        <w:rPr>
-          <w:color w:val="auto"/>
-        </w:rPr>
-      </w:pPr>
-      <w:r>
-        <w:rPr>
-          <w:color w:val="auto"/>
-        </w:rPr>
-        <w:t>Технологический процесс публикации новости инициируется администратором на экране создания или редактирования новости, форма которого представлена на рисунке 8. В форме заполняются обязательные поля: заголовок, краткое описание и полный текст публикации; опционально выбирается категория из выпадающего списка и указывается URL изображения. После нажатия кнопки сохранения мобильный клиент выполняет POST-запрос к /</w:t>
-      </w:r>
-      <w:proofErr w:type="spellStart"/>
-      <w:r>
-        <w:rPr>
-          <w:color w:val="auto"/>
-        </w:rPr>
-        <w:t>api</w:t>
-      </w:r>
-      <w:proofErr w:type="spellEnd"/>
-      <w:r>
-        <w:rPr>
-          <w:color w:val="auto"/>
-        </w:rPr>
-        <w:t>/</w:t>
-      </w:r>
-      <w:proofErr w:type="spellStart"/>
-      <w:r>
-        <w:rPr>
-          <w:color w:val="auto"/>
-        </w:rPr>
-        <w:t>news</w:t>
-      </w:r>
-      <w:proofErr w:type="spellEnd"/>
-      <w:r>
-        <w:rPr>
-          <w:color w:val="auto"/>
-        </w:rPr>
-        <w:t xml:space="preserve"> (при создании) или PUT-запрос к /</w:t>
-      </w:r>
-      <w:proofErr w:type="spellStart"/>
-      <w:r>
-        <w:rPr>
-          <w:color w:val="auto"/>
-        </w:rPr>
-        <w:t>api</w:t>
-      </w:r>
-      <w:proofErr w:type="spellEnd"/>
-      <w:r>
-        <w:rPr>
-          <w:color w:val="auto"/>
-        </w:rPr>
-        <w:t>/</w:t>
-      </w:r>
-      <w:proofErr w:type="spellStart"/>
-      <w:r>
-        <w:rPr>
-          <w:color w:val="auto"/>
-        </w:rPr>
-        <w:t>news</w:t>
-      </w:r>
-      <w:proofErr w:type="spellEnd"/>
-      <w:r>
-        <w:rPr>
-          <w:color w:val="auto"/>
-        </w:rPr>
-        <w:t>/:</w:t>
-      </w:r>
-      <w:proofErr w:type="spellStart"/>
-      <w:r>
-        <w:rPr>
-          <w:color w:val="auto"/>
-        </w:rPr>
-        <w:t>id</w:t>
-      </w:r>
-      <w:proofErr w:type="spellEnd"/>
-      <w:r>
-        <w:rPr>
-          <w:color w:val="auto"/>
-        </w:rPr>
-        <w:t xml:space="preserve"> (при редактировании) с данными новости в теле запроса. Middleware </w:t>
-      </w:r>
-      <w:proofErr w:type="spellStart"/>
-      <w:r>
-        <w:rPr>
-          <w:color w:val="auto"/>
-        </w:rPr>
         <w:t>authenticate</w:t>
       </w:r>
       <w:proofErr w:type="spellEnd"/>
@@ -8332,7 +9241,21 @@
         <w:rPr>
           <w:color w:val="auto"/>
         </w:rPr>
-        <w:t xml:space="preserve"> проверяет JWT-токен из заголовка запроса; middleware </w:t>
+        <w:t xml:space="preserve"> проверяет JWT-токен из заголовка запроса; </w:t>
+      </w:r>
+      <w:proofErr w:type="spellStart"/>
+      <w:r>
+        <w:rPr>
+          <w:color w:val="auto"/>
+        </w:rPr>
+        <w:t>middleware</w:t>
+      </w:r>
+      <w:proofErr w:type="spellEnd"/>
+      <w:r>
+        <w:rPr>
+          <w:color w:val="auto"/>
+        </w:rPr>
+        <w:t xml:space="preserve"> </w:t>
       </w:r>
       <w:proofErr w:type="spellStart"/>
       <w:r>
@@ -8724,7 +9647,21 @@
         <w:rPr>
           <w:color w:val="auto"/>
         </w:rPr>
-        <w:t xml:space="preserve">-токеном в заголовке, серверная обработка через цепочку middleware и </w:t>
+        <w:t xml:space="preserve">-токеном в заголовке, серверная обработка через цепочку </w:t>
+      </w:r>
+      <w:proofErr w:type="spellStart"/>
+      <w:r>
+        <w:rPr>
+          <w:color w:val="auto"/>
+        </w:rPr>
+        <w:t>middleware</w:t>
+      </w:r>
+      <w:proofErr w:type="spellEnd"/>
+      <w:r>
+        <w:rPr>
+          <w:color w:val="auto"/>
+        </w:rPr>
+        <w:t xml:space="preserve"> и </w:t>
       </w:r>
       <w:proofErr w:type="spellStart"/>
       <w:r>
@@ -8878,14 +9815,28 @@
         <w:rPr>
           <w:color w:val="auto"/>
         </w:rPr>
-        <w:t xml:space="preserve">, сохраняет новую пару токенов и повторяет исходный запрос с обновлённым </w:t>
-      </w:r>
-      <w:proofErr w:type="spellStart"/>
-      <w:r>
-        <w:rPr>
-          <w:color w:val="auto"/>
-        </w:rPr>
-        <w:t>access</w:t>
+        <w:t xml:space="preserve">, сохраняет новую пару токенов и повторяет исходный запрос с обновлённым access </w:t>
+      </w:r>
+      <w:proofErr w:type="spellStart"/>
+      <w:r>
+        <w:rPr>
+          <w:color w:val="auto"/>
+        </w:rPr>
+        <w:t>token</w:t>
+      </w:r>
+      <w:proofErr w:type="spellEnd"/>
+      <w:r>
+        <w:rPr>
+          <w:color w:val="auto"/>
+        </w:rPr>
+        <w:t xml:space="preserve">. Если запрос обновления токена возвращает ошибку — пользователь перенаправляется на экран входа, представленный на рисунке 1. Этот механизм обеспечивает непрерывную работу приложения в течение времени жизни </w:t>
+      </w:r>
+      <w:proofErr w:type="spellStart"/>
+      <w:r>
+        <w:rPr>
+          <w:color w:val="auto"/>
+        </w:rPr>
+        <w:t>refresh</w:t>
       </w:r>
       <w:proofErr w:type="spellEnd"/>
       <w:r>
@@ -8906,14 +9857,42 @@
         <w:rPr>
           <w:color w:val="auto"/>
         </w:rPr>
-        <w:t xml:space="preserve">. Если запрос обновления токена возвращает ошибку — пользователь перенаправляется на экран входа, представленный на рисунке 1. Этот механизм обеспечивает непрерывную работу приложения в течение времени жизни </w:t>
-      </w:r>
-      <w:proofErr w:type="spellStart"/>
-      <w:r>
-        <w:rPr>
-          <w:color w:val="auto"/>
-        </w:rPr>
-        <w:t>refresh</w:t>
+        <w:t xml:space="preserve"> (7 суток) без видимых прерываний для пользователя.</w:t>
+      </w:r>
+    </w:p>
+    <w:p>
+      <w:pPr>
+        <w:pStyle w:val="a3"/>
+        <w:rPr>
+          <w:color w:val="auto"/>
+        </w:rPr>
+      </w:pPr>
+      <w:r>
+        <w:rPr>
+          <w:color w:val="auto"/>
+        </w:rPr>
+        <w:t xml:space="preserve">Технологический процесс управления ролевым доступом реализован на двух уровнях. На уровне сервера каждый защищённый маршрут включает в цепочку обработчиков функцию </w:t>
+      </w:r>
+      <w:proofErr w:type="spellStart"/>
+      <w:r>
+        <w:rPr>
+          <w:color w:val="auto"/>
+        </w:rPr>
+        <w:t>authorize</w:t>
+      </w:r>
+      <w:proofErr w:type="spellEnd"/>
+      <w:r>
+        <w:rPr>
+          <w:color w:val="auto"/>
+        </w:rPr>
+        <w:t xml:space="preserve"> с указанием допустимых ролей; проверка роли производится по значению, извлечённому из JWT-токена </w:t>
+      </w:r>
+      <w:proofErr w:type="spellStart"/>
+      <w:r>
+        <w:rPr>
+          <w:color w:val="auto"/>
+        </w:rPr>
+        <w:t>middleware</w:t>
       </w:r>
       <w:proofErr w:type="spellEnd"/>
       <w:r>
@@ -8921,48 +9900,6 @@
           <w:color w:val="auto"/>
         </w:rPr>
         <w:t xml:space="preserve"> </w:t>
-      </w:r>
-      <w:proofErr w:type="spellStart"/>
-      <w:r>
-        <w:rPr>
-          <w:color w:val="auto"/>
-        </w:rPr>
-        <w:t>token</w:t>
-      </w:r>
-      <w:proofErr w:type="spellEnd"/>
-      <w:r>
-        <w:rPr>
-          <w:color w:val="auto"/>
-        </w:rPr>
-        <w:t xml:space="preserve"> (7 суток) без видимых прерываний для пользователя.</w:t>
-      </w:r>
-    </w:p>
-    <w:p>
-      <w:pPr>
-        <w:pStyle w:val="a3"/>
-        <w:rPr>
-          <w:color w:val="auto"/>
-        </w:rPr>
-      </w:pPr>
-      <w:r>
-        <w:rPr>
-          <w:color w:val="auto"/>
-        </w:rPr>
-        <w:t xml:space="preserve">Технологический процесс управления ролевым доступом реализован на двух уровнях. На уровне сервера каждый защищённый маршрут включает в цепочку обработчиков функцию </w:t>
-      </w:r>
-      <w:proofErr w:type="spellStart"/>
-      <w:r>
-        <w:rPr>
-          <w:color w:val="auto"/>
-        </w:rPr>
-        <w:t>authorize</w:t>
-      </w:r>
-      <w:proofErr w:type="spellEnd"/>
-      <w:r>
-        <w:rPr>
-          <w:color w:val="auto"/>
-        </w:rPr>
-        <w:t xml:space="preserve"> с указанием допустимых ролей; проверка роли производится по значению, извлечённому из JWT-токена middleware </w:t>
       </w:r>
       <w:proofErr w:type="spellStart"/>
       <w:r>
@@ -9017,7 +9954,7 @@
           <w:color w:val="auto"/>
         </w:rPr>
       </w:pPr>
-      <w:bookmarkStart w:id="12" w:name="_Toc229841574"/>
+      <w:bookmarkStart w:id="13" w:name="_Toc229928834"/>
       <w:r>
         <w:rPr>
           <w:b/>
@@ -9027,7 +9964,7 @@
         <w:lastRenderedPageBreak/>
         <w:t>2.4 Описание контрольного примера реализации проекта</w:t>
       </w:r>
-      <w:bookmarkEnd w:id="12"/>
+      <w:bookmarkEnd w:id="13"/>
     </w:p>
     <w:p>
       <w:pPr>
@@ -9239,9 +10176,57 @@
       </w:pPr>
       <w:r>
         <w:rPr>
-          <w:color w:val="auto"/>
-        </w:rPr>
-        <w:t>[СКРИНШОТ]</w:t>
+          <w:noProof/>
+          <w:color w:val="auto"/>
+        </w:rPr>
+        <w:drawing>
+          <wp:inline distT="0" distB="0" distL="0" distR="0" wp14:anchorId="677B4C88" wp14:editId="393914BA">
+            <wp:extent cx="1673290" cy="3524405"/>
+            <wp:effectExtent l="0" t="0" r="3175" b="0"/>
+            <wp:docPr id="17" name="Рисунок 17"/>
+            <wp:cNvGraphicFramePr>
+              <a:graphicFrameLocks xmlns:a="http://schemas.openxmlformats.org/drawingml/2006/main" noChangeAspect="1"/>
+            </wp:cNvGraphicFramePr>
+            <a:graphic xmlns:a="http://schemas.openxmlformats.org/drawingml/2006/main">
+              <a:graphicData uri="http://schemas.openxmlformats.org/drawingml/2006/picture">
+                <pic:pic xmlns:pic="http://schemas.openxmlformats.org/drawingml/2006/picture">
+                  <pic:nvPicPr>
+                    <pic:cNvPr id="0" name="Picture 15"/>
+                    <pic:cNvPicPr>
+                      <a:picLocks noChangeAspect="1" noChangeArrowheads="1"/>
+                    </pic:cNvPicPr>
+                  </pic:nvPicPr>
+                  <pic:blipFill>
+                    <a:blip r:embed="rId18" cstate="print">
+                      <a:extLst>
+                        <a:ext uri="{28A0092B-C50C-407E-A947-70E740481C1C}">
+                          <a14:useLocalDpi xmlns:a14="http://schemas.microsoft.com/office/drawing/2010/main" val="0"/>
+                        </a:ext>
+                      </a:extLst>
+                    </a:blip>
+                    <a:srcRect/>
+                    <a:stretch>
+                      <a:fillRect/>
+                    </a:stretch>
+                  </pic:blipFill>
+                  <pic:spPr bwMode="auto">
+                    <a:xfrm>
+                      <a:off x="0" y="0"/>
+                      <a:ext cx="1682943" cy="3544737"/>
+                    </a:xfrm>
+                    <a:prstGeom prst="rect">
+                      <a:avLst/>
+                    </a:prstGeom>
+                    <a:noFill/>
+                    <a:ln>
+                      <a:noFill/>
+                    </a:ln>
+                  </pic:spPr>
+                </pic:pic>
+              </a:graphicData>
+            </a:graphic>
+          </wp:inline>
+        </w:drawing>
       </w:r>
     </w:p>
     <w:p>
@@ -9289,7 +10274,14 @@
         <w:rPr>
           <w:color w:val="auto"/>
         </w:rPr>
-        <w:t>В форму вводятся следующие данные: «Заголовок» — «Изменение расписания на период сессии», «Краткое описание» — «В связи с началом экзаменационной сессии вносятся изменения в расписание занятий», «Полный текст» — развёрнутый текст объявления; из выпадающего списка выбирается категория «Административные объявления». После нажатия кнопки «Сохранить» клиент формирует POST-запрос к /</w:t>
+        <w:t xml:space="preserve">В форму вводятся следующие данные: «Заголовок» — «Изменение расписания на период сессии», «Краткое описание» — «В связи с началом экзаменационной сессии вносятся изменения в расписание занятий», «Полный текст» — развёрнутый текст объявления; из выпадающего списка выбирается </w:t>
+      </w:r>
+      <w:r>
+        <w:rPr>
+          <w:color w:val="auto"/>
+        </w:rPr>
+        <w:lastRenderedPageBreak/>
+        <w:t>категория «Административные объявления». После нажатия кнопки «Сохранить» клиент формирует POST-запрос к /</w:t>
       </w:r>
       <w:proofErr w:type="spellStart"/>
       <w:r>
@@ -9387,77 +10379,64 @@
         <w:rPr>
           <w:color w:val="auto"/>
         </w:rPr>
-        <w:t xml:space="preserve">Сценарий второй: преподаватель создаёт образовательный ресурс. Преподаватель авторизуется в приложении с учётными данными </w:t>
-      </w:r>
+        <w:t>Сценарий второй: преподаватель создаёт образовательный ресурс. Преподаватель авторизуется в приложении с учётными данными teacher@university.ru через экран входа, представленный на рисунке 1, после чего клиент определяет роль TEACHER и формирует соответствующий набор элементов интерфейса. В разделе «Ресурсы», каталог которого показан на рисунке 5, в правом верхнем углу присутствует кнопка «Добавить», недоступная пользователям с ролью STUDENT. Преподаватель нажимает эту кнопку и переходит на форму создания ресурса, представленную на рисунке 10. В поле «Название» вводится «Лекция №3: Основы реляционных баз данных», в поле «Описание» — «Конспект лекции по теме нормализации отношений, первая, вторая и третья нормальные формы», тип ресурса устанавливается в значение LINK, в поле URL вводится ссылка на внешний образовательный ресурс, выбирается категория «Учебные материалы». После нажатия кнопки «Сохранить» клиент отправляет POST-запрос к /</w:t>
+      </w:r>
+      <w:proofErr w:type="spellStart"/>
+      <w:r>
+        <w:rPr>
+          <w:color w:val="auto"/>
+        </w:rPr>
+        <w:t>api</w:t>
+      </w:r>
+      <w:proofErr w:type="spellEnd"/>
+      <w:r>
+        <w:rPr>
+          <w:color w:val="auto"/>
+        </w:rPr>
+        <w:t>/</w:t>
+      </w:r>
+      <w:proofErr w:type="spellStart"/>
+      <w:r>
+        <w:rPr>
+          <w:color w:val="auto"/>
+        </w:rPr>
+        <w:t>resources</w:t>
+      </w:r>
+      <w:proofErr w:type="spellEnd"/>
+      <w:r>
+        <w:rPr>
+          <w:color w:val="auto"/>
+        </w:rPr>
+        <w:t xml:space="preserve">; сервер проверяет роль пользователя (TEACHER допустима для создания ресурсов), создаёт запись с </w:t>
+      </w:r>
+      <w:proofErr w:type="spellStart"/>
+      <w:r>
+        <w:rPr>
+          <w:color w:val="auto"/>
+        </w:rPr>
+        <w:t>authorId</w:t>
+      </w:r>
+      <w:proofErr w:type="spellEnd"/>
+      <w:r>
+        <w:rPr>
+          <w:color w:val="auto"/>
+        </w:rPr>
+        <w:t>, соответствующим идентификатору текущего пользователя, и возвращает созданный объект. Преподаватель возвращается к каталогу ресурсов, где созданная запись отображается первой с иконкой типа LINK синего цвета; рядом с карточкой доступно меню редактирования, скрытое от пользователей с ролью STUDENT.</w:t>
+      </w:r>
+    </w:p>
+    <w:p>
+      <w:pPr>
+        <w:pStyle w:val="a3"/>
+        <w:rPr>
+          <w:color w:val="auto"/>
+        </w:rPr>
+      </w:pPr>
       <w:r>
         <w:rPr>
           <w:color w:val="auto"/>
         </w:rPr>
         <w:lastRenderedPageBreak/>
-        <w:t>teacher@university.ru через экран входа, представленный на рисунке 1, после чего клиент определяет роль TEACHER и формирует соответствующий набор элементов интерфейса. В разделе «Ресурсы», каталог которого показан на рисунке 5, в правом верхнем углу присутствует кнопка «Добавить», недоступная пользователям с ролью STUDENT. Преподаватель нажимает эту кнопку и переходит на форму создания ресурса, представленную на рисунке 10. В поле «Название» вводится «Лекция №3: Основы реляционных баз данных», в поле «Описание» — «Конспект лекции по теме нормализации отношений, первая, вторая и третья нормальные формы», тип ресурса устанавливается в значение LINK, в поле URL вводится ссылка на внешний образовательный ресурс, выбирается категория «Учебные материалы». После нажатия кнопки «Сохранить» клиент отправляет POST-запрос к /</w:t>
-      </w:r>
-      <w:proofErr w:type="spellStart"/>
-      <w:r>
-        <w:rPr>
-          <w:color w:val="auto"/>
-        </w:rPr>
-        <w:t>api</w:t>
-      </w:r>
-      <w:proofErr w:type="spellEnd"/>
-      <w:r>
-        <w:rPr>
-          <w:color w:val="auto"/>
-        </w:rPr>
-        <w:t>/</w:t>
-      </w:r>
-      <w:proofErr w:type="spellStart"/>
-      <w:r>
-        <w:rPr>
-          <w:color w:val="auto"/>
-        </w:rPr>
-        <w:t>resources</w:t>
-      </w:r>
-      <w:proofErr w:type="spellEnd"/>
-      <w:r>
-        <w:rPr>
-          <w:color w:val="auto"/>
-        </w:rPr>
-        <w:t xml:space="preserve">; сервер проверяет роль пользователя (TEACHER допустима для создания ресурсов), создаёт запись с </w:t>
-      </w:r>
-      <w:proofErr w:type="spellStart"/>
-      <w:r>
-        <w:rPr>
-          <w:color w:val="auto"/>
-        </w:rPr>
-        <w:t>authorId</w:t>
-      </w:r>
-      <w:proofErr w:type="spellEnd"/>
-      <w:r>
-        <w:rPr>
-          <w:color w:val="auto"/>
-        </w:rPr>
-        <w:t>, соответствующим идентификатору текущего пользователя, и возвращает созданный объект. Преподаватель возвращается к каталогу ресурсов, где созданная запись отображается первой с иконкой типа LINK синего цвета; рядом с карточкой доступно меню редактирования, скрытое от пользователей с ролью STUDENT.</w:t>
-      </w:r>
-    </w:p>
-    <w:p>
-      <w:pPr>
-        <w:pStyle w:val="a3"/>
-        <w:rPr>
-          <w:color w:val="auto"/>
-        </w:rPr>
-      </w:pPr>
-      <w:r>
-        <w:rPr>
-          <w:color w:val="auto"/>
-        </w:rPr>
-        <w:t xml:space="preserve">Сценарий третий: студент просматривает новости и ресурсы. Студент авторизуется с учётными данными student@university.ru и переходит в раздел «Новости». Опубликованная администратором новость «Изменение расписания на период сессии» отображается первой в ленте. Студент открывает её детальную страницу, показанную на рисунке 4, которая отображает изображение новости, категориальный бейдж «Административные объявления», заголовок, метаданные автора и дату публикации, краткое описание в выделенном блоке с левой синей полосой и полный текст публикации. Студент также переходит в раздел «Ресурсы» и находит созданный преподавателем материал; фильтрация по категории «Учебные материалы» позволяет быстро сузить список до нужной тематики. В административном списке ресурсов, представленном на рисунке 9, видно, </w:t>
-      </w:r>
-      <w:r>
-        <w:rPr>
-          <w:color w:val="auto"/>
-        </w:rPr>
-        <w:lastRenderedPageBreak/>
-        <w:t>что рядом с каждой карточкой располагаются кнопки редактирования и удаления, однако в интерфейсе студента эти элементы полностью скрыты. Для проверки серверного ролевого разграничения выполняется попытка напрямую обратиться к защищённому API-</w:t>
+        <w:t>Сценарий третий: студент просматривает новости и ресурсы. Студент авторизуется с учётными данными student@university.ru и переходит в раздел «Новости». Опубликованная администратором новость «Изменение расписания на период сессии» отображается первой в ленте. Студент открывает её детальную страницу, показанную на рисунке 4, которая отображает изображение новости, категориальный бейдж «Административные объявления», заголовок, метаданные автора и дату публикации, краткое описание в выделенном блоке с левой синей полосой и полный текст публикации. Студент также переходит в раздел «Ресурсы» и находит созданный преподавателем материал; фильтрация по категории «Учебные материалы» позволяет быстро сузить список до нужной тематики. В административном списке ресурсов, представленном на рисунке 9, видно, что рядом с каждой карточкой располагаются кнопки редактирования и удаления, однако в интерфейсе студента эти элементы полностью скрыты. Для проверки серверного ролевого разграничения выполняется попытка напрямую обратиться к защищённому API-</w:t>
       </w:r>
       <w:proofErr w:type="spellStart"/>
       <w:r>
@@ -9493,9 +10472,43 @@
       </w:pPr>
       <w:r>
         <w:rPr>
-          <w:color w:val="auto"/>
-        </w:rPr>
-        <w:t>[СКРИНШОТ]</w:t>
+          <w:noProof/>
+        </w:rPr>
+        <w:drawing>
+          <wp:inline distT="0" distB="0" distL="0" distR="0" wp14:anchorId="0D22DF9B" wp14:editId="30D0A4AE">
+            <wp:extent cx="5940425" cy="1334135"/>
+            <wp:effectExtent l="0" t="0" r="3175" b="0"/>
+            <wp:docPr id="11" name="Рисунок 11"/>
+            <wp:cNvGraphicFramePr>
+              <a:graphicFrameLocks xmlns:a="http://schemas.openxmlformats.org/drawingml/2006/main" noChangeAspect="1"/>
+            </wp:cNvGraphicFramePr>
+            <a:graphic xmlns:a="http://schemas.openxmlformats.org/drawingml/2006/main">
+              <a:graphicData uri="http://schemas.openxmlformats.org/drawingml/2006/picture">
+                <pic:pic xmlns:pic="http://schemas.openxmlformats.org/drawingml/2006/picture">
+                  <pic:nvPicPr>
+                    <pic:cNvPr id="1" name=""/>
+                    <pic:cNvPicPr/>
+                  </pic:nvPicPr>
+                  <pic:blipFill>
+                    <a:blip r:embed="rId19"/>
+                    <a:stretch>
+                      <a:fillRect/>
+                    </a:stretch>
+                  </pic:blipFill>
+                  <pic:spPr>
+                    <a:xfrm>
+                      <a:off x="0" y="0"/>
+                      <a:ext cx="5940425" cy="1334135"/>
+                    </a:xfrm>
+                    <a:prstGeom prst="rect">
+                      <a:avLst/>
+                    </a:prstGeom>
+                  </pic:spPr>
+                </pic:pic>
+              </a:graphicData>
+            </a:graphic>
+          </wp:inline>
+        </w:drawing>
       </w:r>
     </w:p>
     <w:p>
@@ -9557,7 +10570,14 @@
         <w:rPr>
           <w:color w:val="auto"/>
         </w:rPr>
-        <w:t xml:space="preserve"> и сообщением об отсутствии необходимых прав, что подтверждает независимость серверной защиты от клиентских ограничений интерфейса. Результаты выполнения контрольного примера в совокупности подтверждают работоспособность всех ключевых компонентов системы: механизма аутентификации на основе JWT с сохранением токенов в </w:t>
+        <w:t xml:space="preserve"> и сообщением об отсутствии необходимых прав, что подтверждает независимость серверной </w:t>
+      </w:r>
+      <w:r>
+        <w:rPr>
+          <w:color w:val="auto"/>
+        </w:rPr>
+        <w:lastRenderedPageBreak/>
+        <w:t xml:space="preserve">защиты от клиентских ограничений интерфейса. Результаты выполнения контрольного примера в совокупности подтверждают работоспособность всех ключевых компонентов системы: механизма аутентификации на основе JWT с сохранением токенов в </w:t>
       </w:r>
       <w:proofErr w:type="spellStart"/>
       <w:r>
@@ -9606,7 +10626,7 @@
           <w:color w:val="auto"/>
         </w:rPr>
       </w:pPr>
-      <w:bookmarkStart w:id="13" w:name="_Toc229841575"/>
+      <w:bookmarkStart w:id="14" w:name="_Toc229928835"/>
       <w:r>
         <w:rPr>
           <w:b/>
@@ -9616,7 +10636,7 @@
         <w:lastRenderedPageBreak/>
         <w:t>Заключение</w:t>
       </w:r>
-      <w:bookmarkEnd w:id="13"/>
+      <w:bookmarkEnd w:id="14"/>
     </w:p>
     <w:p>
       <w:pPr>
@@ -9714,7 +10734,21 @@
           <w:color w:val="auto"/>
         </w:rPr>
         <w:lastRenderedPageBreak/>
-        <w:t xml:space="preserve">мобильного клиента; Node.js с Express, TypeScript и </w:t>
+        <w:t xml:space="preserve">мобильного клиента; Node.js с Express, </w:t>
+      </w:r>
+      <w:proofErr w:type="spellStart"/>
+      <w:r>
+        <w:rPr>
+          <w:color w:val="auto"/>
+        </w:rPr>
+        <w:t>TypeScript</w:t>
+      </w:r>
+      <w:proofErr w:type="spellEnd"/>
+      <w:r>
+        <w:rPr>
+          <w:color w:val="auto"/>
+        </w:rPr>
+        <w:t xml:space="preserve"> и </w:t>
       </w:r>
       <w:proofErr w:type="spellStart"/>
       <w:r>
@@ -9941,7 +10975,7 @@
         <w:lastRenderedPageBreak/>
         <w:t xml:space="preserve"> </w:t>
       </w:r>
-      <w:bookmarkStart w:id="14" w:name="_Toc229841576"/>
+      <w:bookmarkStart w:id="15" w:name="_Toc229928836"/>
       <w:r>
         <w:rPr>
           <w:b/>
@@ -9950,7 +10984,7 @@
         </w:rPr>
         <w:t>Список использованных источников</w:t>
       </w:r>
-      <w:bookmarkEnd w:id="14"/>
+      <w:bookmarkEnd w:id="15"/>
     </w:p>
     <w:p>
       <w:pPr>
@@ -10205,7 +11239,21 @@
         <w:rPr>
           <w:color w:val="auto"/>
         </w:rPr>
-        <w:t xml:space="preserve">5. Фримен А. React и </w:t>
+        <w:t xml:space="preserve">5. Фримен А. </w:t>
+      </w:r>
+      <w:proofErr w:type="spellStart"/>
+      <w:r>
+        <w:rPr>
+          <w:color w:val="auto"/>
+        </w:rPr>
+        <w:t>React</w:t>
+      </w:r>
+      <w:proofErr w:type="spellEnd"/>
+      <w:r>
+        <w:rPr>
+          <w:color w:val="auto"/>
+        </w:rPr>
+        <w:t xml:space="preserve"> и </w:t>
       </w:r>
       <w:proofErr w:type="spellStart"/>
       <w:r>
@@ -10515,7 +11563,35 @@
         <w:rPr>
           <w:color w:val="auto"/>
         </w:rPr>
-        <w:t xml:space="preserve">12. React Native </w:t>
+        <w:t xml:space="preserve">12. </w:t>
+      </w:r>
+      <w:proofErr w:type="spellStart"/>
+      <w:r>
+        <w:rPr>
+          <w:color w:val="auto"/>
+        </w:rPr>
+        <w:t>React</w:t>
+      </w:r>
+      <w:proofErr w:type="spellEnd"/>
+      <w:r>
+        <w:rPr>
+          <w:color w:val="auto"/>
+        </w:rPr>
+        <w:t xml:space="preserve"> </w:t>
+      </w:r>
+      <w:proofErr w:type="spellStart"/>
+      <w:r>
+        <w:rPr>
+          <w:color w:val="auto"/>
+        </w:rPr>
+        <w:t>Native</w:t>
+      </w:r>
+      <w:proofErr w:type="spellEnd"/>
+      <w:r>
+        <w:rPr>
+          <w:color w:val="auto"/>
+        </w:rPr>
+        <w:t xml:space="preserve"> </w:t>
       </w:r>
       <w:proofErr w:type="spellStart"/>
       <w:r>
@@ -10830,7 +11906,7 @@
       </w:pPr>
     </w:p>
     <w:sectPr>
-      <w:footerReference w:type="default" r:id="rId7"/>
+      <w:footerReference w:type="default" r:id="rId20"/>
       <w:pgSz w:w="11906" w:h="16838"/>
       <w:pgMar w:top="1134" w:right="850" w:bottom="1134" w:left="1701" w:header="708" w:footer="708" w:gutter="0"/>
       <w:pgNumType w:start="2"/>
@@ -10876,6 +11952,7 @@
         <w:docPartUnique/>
       </w:docPartObj>
     </w:sdtPr>
+    <w:sdtEndPr/>
     <w:sdtContent>
       <w:p>
         <w:pPr>
